--- a/docs/Final Report.docx
+++ b/docs/Final Report.docx
@@ -1579,7 +1579,7 @@
           <w:r>
             <w:fldChar w:fldCharType="separate"/>
           </w:r>
-          <w:hyperlink w:anchor="_Toc239631043" w:history="1">
+          <w:hyperlink w:anchor="_Toc239631302" w:history="1">
             <w:r>
               <w:rPr>
                 <w:rStyle w:val="Hyperlink"/>
@@ -1610,7 +1610,7 @@
                 <w:noProof/>
                 <w:webHidden/>
               </w:rPr>
-              <w:instrText xml:space="preserve"> PAGEREF _Toc239631043 \h </w:instrText>
+              <w:instrText xml:space="preserve"> PAGEREF _Toc239631302 \h </w:instrText>
             </w:r>
             <w:r>
               <w:rPr>
@@ -1657,7 +1657,7 @@
               <w14:ligatures w14:val="standardContextual"/>
             </w:rPr>
           </w:pPr>
-          <w:hyperlink w:anchor="_Toc239631044" w:history="1">
+          <w:hyperlink w:anchor="_Toc239631303" w:history="1">
             <w:r>
               <w:rPr>
                 <w:rStyle w:val="Hyperlink"/>
@@ -1688,7 +1688,7 @@
                 <w:noProof/>
                 <w:webHidden/>
               </w:rPr>
-              <w:instrText xml:space="preserve"> PAGEREF _Toc239631044 \h </w:instrText>
+              <w:instrText xml:space="preserve"> PAGEREF _Toc239631303 \h </w:instrText>
             </w:r>
             <w:r>
               <w:rPr>
@@ -1735,7 +1735,7 @@
               <w14:ligatures w14:val="standardContextual"/>
             </w:rPr>
           </w:pPr>
-          <w:hyperlink w:anchor="_Toc239631045" w:history="1">
+          <w:hyperlink w:anchor="_Toc239631304" w:history="1">
             <w:r>
               <w:rPr>
                 <w:rStyle w:val="Hyperlink"/>
@@ -1763,7 +1763,7 @@
                 <w:noProof/>
                 <w:webHidden/>
               </w:rPr>
-              <w:instrText xml:space="preserve"> PAGEREF _Toc239631045 \h </w:instrText>
+              <w:instrText xml:space="preserve"> PAGEREF _Toc239631304 \h </w:instrText>
             </w:r>
             <w:r>
               <w:rPr>
@@ -1810,7 +1810,7 @@
               <w14:ligatures w14:val="standardContextual"/>
             </w:rPr>
           </w:pPr>
-          <w:hyperlink w:anchor="_Toc239631046" w:history="1">
+          <w:hyperlink w:anchor="_Toc239631305" w:history="1">
             <w:r>
               <w:rPr>
                 <w:rStyle w:val="Hyperlink"/>
@@ -1838,7 +1838,7 @@
                 <w:noProof/>
                 <w:webHidden/>
               </w:rPr>
-              <w:instrText xml:space="preserve"> PAGEREF _Toc239631046 \h </w:instrText>
+              <w:instrText xml:space="preserve"> PAGEREF _Toc239631305 \h </w:instrText>
             </w:r>
             <w:r>
               <w:rPr>
@@ -1885,7 +1885,7 @@
               <w14:ligatures w14:val="standardContextual"/>
             </w:rPr>
           </w:pPr>
-          <w:hyperlink w:anchor="_Toc239631047" w:history="1">
+          <w:hyperlink w:anchor="_Toc239631306" w:history="1">
             <w:r>
               <w:rPr>
                 <w:rStyle w:val="Hyperlink"/>
@@ -1913,7 +1913,7 @@
                 <w:noProof/>
                 <w:webHidden/>
               </w:rPr>
-              <w:instrText xml:space="preserve"> PAGEREF _Toc239631047 \h </w:instrText>
+              <w:instrText xml:space="preserve"> PAGEREF _Toc239631306 \h </w:instrText>
             </w:r>
             <w:r>
               <w:rPr>
@@ -1960,7 +1960,7 @@
               <w14:ligatures w14:val="standardContextual"/>
             </w:rPr>
           </w:pPr>
-          <w:hyperlink w:anchor="_Toc239631048" w:history="1">
+          <w:hyperlink w:anchor="_Toc239631307" w:history="1">
             <w:r>
               <w:rPr>
                 <w:rStyle w:val="Hyperlink"/>
@@ -1988,7 +1988,7 @@
                 <w:noProof/>
                 <w:webHidden/>
               </w:rPr>
-              <w:instrText xml:space="preserve"> PAGEREF _Toc239631048 \h </w:instrText>
+              <w:instrText xml:space="preserve"> PAGEREF _Toc239631307 \h </w:instrText>
             </w:r>
             <w:r>
               <w:rPr>
@@ -2035,7 +2035,7 @@
               <w14:ligatures w14:val="standardContextual"/>
             </w:rPr>
           </w:pPr>
-          <w:hyperlink w:anchor="_Toc239631049" w:history="1">
+          <w:hyperlink w:anchor="_Toc239631308" w:history="1">
             <w:r>
               <w:rPr>
                 <w:rStyle w:val="Hyperlink"/>
@@ -2063,7 +2063,7 @@
                 <w:noProof/>
                 <w:webHidden/>
               </w:rPr>
-              <w:instrText xml:space="preserve"> PAGEREF _Toc239631049 \h </w:instrText>
+              <w:instrText xml:space="preserve"> PAGEREF _Toc239631308 \h </w:instrText>
             </w:r>
             <w:r>
               <w:rPr>
@@ -2110,7 +2110,7 @@
               <w14:ligatures w14:val="standardContextual"/>
             </w:rPr>
           </w:pPr>
-          <w:hyperlink w:anchor="_Toc239631050" w:history="1">
+          <w:hyperlink w:anchor="_Toc239631309" w:history="1">
             <w:r>
               <w:rPr>
                 <w:rStyle w:val="Hyperlink"/>
@@ -2138,7 +2138,7 @@
                 <w:noProof/>
                 <w:webHidden/>
               </w:rPr>
-              <w:instrText xml:space="preserve"> PAGEREF _Toc239631050 \h </w:instrText>
+              <w:instrText xml:space="preserve"> PAGEREF _Toc239631309 \h </w:instrText>
             </w:r>
             <w:r>
               <w:rPr>
@@ -2158,7 +2158,7 @@
                 <w:noProof/>
                 <w:webHidden/>
               </w:rPr>
-              <w:t>8</w:t>
+              <w:t>9</w:t>
             </w:r>
             <w:r>
               <w:rPr>
@@ -2185,7 +2185,7 @@
               <w14:ligatures w14:val="standardContextual"/>
             </w:rPr>
           </w:pPr>
-          <w:hyperlink w:anchor="_Toc239631051" w:history="1">
+          <w:hyperlink w:anchor="_Toc239631310" w:history="1">
             <w:r>
               <w:rPr>
                 <w:rStyle w:val="Hyperlink"/>
@@ -2216,7 +2216,7 @@
                 <w:noProof/>
                 <w:webHidden/>
               </w:rPr>
-              <w:instrText xml:space="preserve"> PAGEREF _Toc239631051 \h </w:instrText>
+              <w:instrText xml:space="preserve"> PAGEREF _Toc239631310 \h </w:instrText>
             </w:r>
             <w:r>
               <w:rPr>
@@ -2263,7 +2263,7 @@
               <w14:ligatures w14:val="standardContextual"/>
             </w:rPr>
           </w:pPr>
-          <w:hyperlink w:anchor="_Toc239631052" w:history="1">
+          <w:hyperlink w:anchor="_Toc239631311" w:history="1">
             <w:r>
               <w:rPr>
                 <w:rStyle w:val="Hyperlink"/>
@@ -2291,7 +2291,7 @@
                 <w:noProof/>
                 <w:webHidden/>
               </w:rPr>
-              <w:instrText xml:space="preserve"> PAGEREF _Toc239631052 \h </w:instrText>
+              <w:instrText xml:space="preserve"> PAGEREF _Toc239631311 \h </w:instrText>
             </w:r>
             <w:r>
               <w:rPr>
@@ -2311,7 +2311,7 @@
                 <w:noProof/>
                 <w:webHidden/>
               </w:rPr>
-              <w:t>9</w:t>
+              <w:t>10</w:t>
             </w:r>
             <w:r>
               <w:rPr>
@@ -2338,7 +2338,7 @@
               <w14:ligatures w14:val="standardContextual"/>
             </w:rPr>
           </w:pPr>
-          <w:hyperlink w:anchor="_Toc239631053" w:history="1">
+          <w:hyperlink w:anchor="_Toc239631312" w:history="1">
             <w:r>
               <w:rPr>
                 <w:rStyle w:val="Hyperlink"/>
@@ -2366,7 +2366,7 @@
                 <w:noProof/>
                 <w:webHidden/>
               </w:rPr>
-              <w:instrText xml:space="preserve"> PAGEREF _Toc239631053 \h </w:instrText>
+              <w:instrText xml:space="preserve"> PAGEREF _Toc239631312 \h </w:instrText>
             </w:r>
             <w:r>
               <w:rPr>
@@ -2386,7 +2386,7 @@
                 <w:noProof/>
                 <w:webHidden/>
               </w:rPr>
-              <w:t>10</w:t>
+              <w:t>11</w:t>
             </w:r>
             <w:r>
               <w:rPr>
@@ -2413,7 +2413,7 @@
               <w14:ligatures w14:val="standardContextual"/>
             </w:rPr>
           </w:pPr>
-          <w:hyperlink w:anchor="_Toc239631054" w:history="1">
+          <w:hyperlink w:anchor="_Toc239631313" w:history="1">
             <w:r>
               <w:rPr>
                 <w:rStyle w:val="Hyperlink"/>
@@ -2441,7 +2441,7 @@
                 <w:noProof/>
                 <w:webHidden/>
               </w:rPr>
-              <w:instrText xml:space="preserve"> PAGEREF _Toc239631054 \h </w:instrText>
+              <w:instrText xml:space="preserve"> PAGEREF _Toc239631313 \h </w:instrText>
             </w:r>
             <w:r>
               <w:rPr>
@@ -2488,7 +2488,7 @@
               <w14:ligatures w14:val="standardContextual"/>
             </w:rPr>
           </w:pPr>
-          <w:hyperlink w:anchor="_Toc239631055" w:history="1">
+          <w:hyperlink w:anchor="_Toc239631314" w:history="1">
             <w:r>
               <w:rPr>
                 <w:rStyle w:val="Hyperlink"/>
@@ -2519,7 +2519,7 @@
                 <w:noProof/>
                 <w:webHidden/>
               </w:rPr>
-              <w:instrText xml:space="preserve"> PAGEREF _Toc239631055 \h </w:instrText>
+              <w:instrText xml:space="preserve"> PAGEREF _Toc239631314 \h </w:instrText>
             </w:r>
             <w:r>
               <w:rPr>
@@ -2539,7 +2539,7 @@
                 <w:noProof/>
                 <w:webHidden/>
               </w:rPr>
-              <w:t>11</w:t>
+              <w:t>12</w:t>
             </w:r>
             <w:r>
               <w:rPr>
@@ -2566,7 +2566,7 @@
               <w14:ligatures w14:val="standardContextual"/>
             </w:rPr>
           </w:pPr>
-          <w:hyperlink w:anchor="_Toc239631056" w:history="1">
+          <w:hyperlink w:anchor="_Toc239631315" w:history="1">
             <w:r>
               <w:rPr>
                 <w:rStyle w:val="Hyperlink"/>
@@ -2594,7 +2594,7 @@
                 <w:noProof/>
                 <w:webHidden/>
               </w:rPr>
-              <w:instrText xml:space="preserve"> PAGEREF _Toc239631056 \h </w:instrText>
+              <w:instrText xml:space="preserve"> PAGEREF _Toc239631315 \h </w:instrText>
             </w:r>
             <w:r>
               <w:rPr>
@@ -2614,7 +2614,7 @@
                 <w:noProof/>
                 <w:webHidden/>
               </w:rPr>
-              <w:t>11</w:t>
+              <w:t>12</w:t>
             </w:r>
             <w:r>
               <w:rPr>
@@ -2641,7 +2641,7 @@
               <w14:ligatures w14:val="standardContextual"/>
             </w:rPr>
           </w:pPr>
-          <w:hyperlink w:anchor="_Toc239631057" w:history="1">
+          <w:hyperlink w:anchor="_Toc239631316" w:history="1">
             <w:r>
               <w:rPr>
                 <w:rStyle w:val="Hyperlink"/>
@@ -2669,7 +2669,7 @@
                 <w:noProof/>
                 <w:webHidden/>
               </w:rPr>
-              <w:instrText xml:space="preserve"> PAGEREF _Toc239631057 \h </w:instrText>
+              <w:instrText xml:space="preserve"> PAGEREF _Toc239631316 \h </w:instrText>
             </w:r>
             <w:r>
               <w:rPr>
@@ -2716,7 +2716,7 @@
               <w14:ligatures w14:val="standardContextual"/>
             </w:rPr>
           </w:pPr>
-          <w:hyperlink w:anchor="_Toc239631058" w:history="1">
+          <w:hyperlink w:anchor="_Toc239631317" w:history="1">
             <w:r>
               <w:rPr>
                 <w:rStyle w:val="Hyperlink"/>
@@ -2744,7 +2744,7 @@
                 <w:noProof/>
                 <w:webHidden/>
               </w:rPr>
-              <w:instrText xml:space="preserve"> PAGEREF _Toc239631058 \h </w:instrText>
+              <w:instrText xml:space="preserve"> PAGEREF _Toc239631317 \h </w:instrText>
             </w:r>
             <w:r>
               <w:rPr>
@@ -2791,7 +2791,7 @@
               <w14:ligatures w14:val="standardContextual"/>
             </w:rPr>
           </w:pPr>
-          <w:hyperlink w:anchor="_Toc239631059" w:history="1">
+          <w:hyperlink w:anchor="_Toc239631318" w:history="1">
             <w:r>
               <w:rPr>
                 <w:rStyle w:val="Hyperlink"/>
@@ -2819,7 +2819,7 @@
                 <w:noProof/>
                 <w:webHidden/>
               </w:rPr>
-              <w:instrText xml:space="preserve"> PAGEREF _Toc239631059 \h </w:instrText>
+              <w:instrText xml:space="preserve"> PAGEREF _Toc239631318 \h </w:instrText>
             </w:r>
             <w:r>
               <w:rPr>
@@ -2839,7 +2839,7 @@
                 <w:noProof/>
                 <w:webHidden/>
               </w:rPr>
-              <w:t>13</w:t>
+              <w:t>14</w:t>
             </w:r>
             <w:r>
               <w:rPr>
@@ -2866,7 +2866,7 @@
               <w14:ligatures w14:val="standardContextual"/>
             </w:rPr>
           </w:pPr>
-          <w:hyperlink w:anchor="_Toc239631060" w:history="1">
+          <w:hyperlink w:anchor="_Toc239631319" w:history="1">
             <w:r>
               <w:rPr>
                 <w:rStyle w:val="Hyperlink"/>
@@ -2894,7 +2894,7 @@
                 <w:noProof/>
                 <w:webHidden/>
               </w:rPr>
-              <w:instrText xml:space="preserve"> PAGEREF _Toc239631060 \h </w:instrText>
+              <w:instrText xml:space="preserve"> PAGEREF _Toc239631319 \h </w:instrText>
             </w:r>
             <w:r>
               <w:rPr>
@@ -2941,7 +2941,7 @@
               <w14:ligatures w14:val="standardContextual"/>
             </w:rPr>
           </w:pPr>
-          <w:hyperlink w:anchor="_Toc239631061" w:history="1">
+          <w:hyperlink w:anchor="_Toc239631320" w:history="1">
             <w:r>
               <w:rPr>
                 <w:rStyle w:val="Hyperlink"/>
@@ -2969,7 +2969,7 @@
                 <w:noProof/>
                 <w:webHidden/>
               </w:rPr>
-              <w:instrText xml:space="preserve"> PAGEREF _Toc239631061 \h </w:instrText>
+              <w:instrText xml:space="preserve"> PAGEREF _Toc239631320 \h </w:instrText>
             </w:r>
             <w:r>
               <w:rPr>
@@ -3016,7 +3016,7 @@
               <w14:ligatures w14:val="standardContextual"/>
             </w:rPr>
           </w:pPr>
-          <w:hyperlink w:anchor="_Toc239631062" w:history="1">
+          <w:hyperlink w:anchor="_Toc239631321" w:history="1">
             <w:r>
               <w:rPr>
                 <w:rStyle w:val="Hyperlink"/>
@@ -3047,7 +3047,7 @@
                 <w:noProof/>
                 <w:webHidden/>
               </w:rPr>
-              <w:instrText xml:space="preserve"> PAGEREF _Toc239631062 \h </w:instrText>
+              <w:instrText xml:space="preserve"> PAGEREF _Toc239631321 \h </w:instrText>
             </w:r>
             <w:r>
               <w:rPr>
@@ -3067,7 +3067,7 @@
                 <w:noProof/>
                 <w:webHidden/>
               </w:rPr>
-              <w:t>15</w:t>
+              <w:t>16</w:t>
             </w:r>
             <w:r>
               <w:rPr>
@@ -3094,7 +3094,7 @@
               <w14:ligatures w14:val="standardContextual"/>
             </w:rPr>
           </w:pPr>
-          <w:hyperlink w:anchor="_Toc239631063" w:history="1">
+          <w:hyperlink w:anchor="_Toc239631322" w:history="1">
             <w:r>
               <w:rPr>
                 <w:rStyle w:val="Hyperlink"/>
@@ -3122,7 +3122,7 @@
                 <w:noProof/>
                 <w:webHidden/>
               </w:rPr>
-              <w:instrText xml:space="preserve"> PAGEREF _Toc239631063 \h </w:instrText>
+              <w:instrText xml:space="preserve"> PAGEREF _Toc239631322 \h </w:instrText>
             </w:r>
             <w:r>
               <w:rPr>
@@ -3142,7 +3142,7 @@
                 <w:noProof/>
                 <w:webHidden/>
               </w:rPr>
-              <w:t>15</w:t>
+              <w:t>16</w:t>
             </w:r>
             <w:r>
               <w:rPr>
@@ -3169,7 +3169,7 @@
               <w14:ligatures w14:val="standardContextual"/>
             </w:rPr>
           </w:pPr>
-          <w:hyperlink w:anchor="_Toc239631064" w:history="1">
+          <w:hyperlink w:anchor="_Toc239631323" w:history="1">
             <w:r>
               <w:rPr>
                 <w:rStyle w:val="Hyperlink"/>
@@ -3197,7 +3197,7 @@
                 <w:noProof/>
                 <w:webHidden/>
               </w:rPr>
-              <w:instrText xml:space="preserve"> PAGEREF _Toc239631064 \h </w:instrText>
+              <w:instrText xml:space="preserve"> PAGEREF _Toc239631323 \h </w:instrText>
             </w:r>
             <w:r>
               <w:rPr>
@@ -3244,7 +3244,7 @@
               <w14:ligatures w14:val="standardContextual"/>
             </w:rPr>
           </w:pPr>
-          <w:hyperlink w:anchor="_Toc239631065" w:history="1">
+          <w:hyperlink w:anchor="_Toc239631324" w:history="1">
             <w:r>
               <w:rPr>
                 <w:rStyle w:val="Hyperlink"/>
@@ -3272,7 +3272,7 @@
                 <w:noProof/>
                 <w:webHidden/>
               </w:rPr>
-              <w:instrText xml:space="preserve"> PAGEREF _Toc239631065 \h </w:instrText>
+              <w:instrText xml:space="preserve"> PAGEREF _Toc239631324 \h </w:instrText>
             </w:r>
             <w:r>
               <w:rPr>
@@ -3319,7 +3319,7 @@
               <w14:ligatures w14:val="standardContextual"/>
             </w:rPr>
           </w:pPr>
-          <w:hyperlink w:anchor="_Toc239631066" w:history="1">
+          <w:hyperlink w:anchor="_Toc239631325" w:history="1">
             <w:r>
               <w:rPr>
                 <w:rStyle w:val="Hyperlink"/>
@@ -3347,7 +3347,7 @@
                 <w:noProof/>
                 <w:webHidden/>
               </w:rPr>
-              <w:instrText xml:space="preserve"> PAGEREF _Toc239631066 \h </w:instrText>
+              <w:instrText xml:space="preserve"> PAGEREF _Toc239631325 \h </w:instrText>
             </w:r>
             <w:r>
               <w:rPr>
@@ -3394,7 +3394,7 @@
               <w14:ligatures w14:val="standardContextual"/>
             </w:rPr>
           </w:pPr>
-          <w:hyperlink w:anchor="_Toc239631067" w:history="1">
+          <w:hyperlink w:anchor="_Toc239631326" w:history="1">
             <w:r>
               <w:rPr>
                 <w:rStyle w:val="Hyperlink"/>
@@ -3422,7 +3422,7 @@
                 <w:noProof/>
                 <w:webHidden/>
               </w:rPr>
-              <w:instrText xml:space="preserve"> PAGEREF _Toc239631067 \h </w:instrText>
+              <w:instrText xml:space="preserve"> PAGEREF _Toc239631326 \h </w:instrText>
             </w:r>
             <w:r>
               <w:rPr>
@@ -3469,7 +3469,7 @@
               <w14:ligatures w14:val="standardContextual"/>
             </w:rPr>
           </w:pPr>
-          <w:hyperlink w:anchor="_Toc239631068" w:history="1">
+          <w:hyperlink w:anchor="_Toc239631327" w:history="1">
             <w:r>
               <w:rPr>
                 <w:rStyle w:val="Hyperlink"/>
@@ -3497,7 +3497,7 @@
                 <w:noProof/>
                 <w:webHidden/>
               </w:rPr>
-              <w:instrText xml:space="preserve"> PAGEREF _Toc239631068 \h </w:instrText>
+              <w:instrText xml:space="preserve"> PAGEREF _Toc239631327 \h </w:instrText>
             </w:r>
             <w:r>
               <w:rPr>
@@ -3517,7 +3517,7 @@
                 <w:noProof/>
                 <w:webHidden/>
               </w:rPr>
-              <w:t>23</w:t>
+              <w:t>22</w:t>
             </w:r>
             <w:r>
               <w:rPr>
@@ -3544,7 +3544,7 @@
               <w14:ligatures w14:val="standardContextual"/>
             </w:rPr>
           </w:pPr>
-          <w:hyperlink w:anchor="_Toc239631069" w:history="1">
+          <w:hyperlink w:anchor="_Toc239631328" w:history="1">
             <w:r>
               <w:rPr>
                 <w:rStyle w:val="Hyperlink"/>
@@ -3572,7 +3572,7 @@
                 <w:noProof/>
                 <w:webHidden/>
               </w:rPr>
-              <w:instrText xml:space="preserve"> PAGEREF _Toc239631069 \h </w:instrText>
+              <w:instrText xml:space="preserve"> PAGEREF _Toc239631328 \h </w:instrText>
             </w:r>
             <w:r>
               <w:rPr>
@@ -3592,7 +3592,7 @@
                 <w:noProof/>
                 <w:webHidden/>
               </w:rPr>
-              <w:t>23</w:t>
+              <w:t>22</w:t>
             </w:r>
             <w:r>
               <w:rPr>
@@ -3619,7 +3619,7 @@
               <w14:ligatures w14:val="standardContextual"/>
             </w:rPr>
           </w:pPr>
-          <w:hyperlink w:anchor="_Toc239631070" w:history="1">
+          <w:hyperlink w:anchor="_Toc239631329" w:history="1">
             <w:r>
               <w:rPr>
                 <w:rStyle w:val="Hyperlink"/>
@@ -3650,7 +3650,7 @@
                 <w:noProof/>
                 <w:webHidden/>
               </w:rPr>
-              <w:instrText xml:space="preserve"> PAGEREF _Toc239631070 \h </w:instrText>
+              <w:instrText xml:space="preserve"> PAGEREF _Toc239631329 \h </w:instrText>
             </w:r>
             <w:r>
               <w:rPr>
@@ -3670,7 +3670,7 @@
                 <w:noProof/>
                 <w:webHidden/>
               </w:rPr>
-              <w:t>24</w:t>
+              <w:t>23</w:t>
             </w:r>
             <w:r>
               <w:rPr>
@@ -3697,7 +3697,7 @@
               <w14:ligatures w14:val="standardContextual"/>
             </w:rPr>
           </w:pPr>
-          <w:hyperlink w:anchor="_Toc239631071" w:history="1">
+          <w:hyperlink w:anchor="_Toc239631330" w:history="1">
             <w:r>
               <w:rPr>
                 <w:rStyle w:val="Hyperlink"/>
@@ -3725,7 +3725,7 @@
                 <w:noProof/>
                 <w:webHidden/>
               </w:rPr>
-              <w:instrText xml:space="preserve"> PAGEREF _Toc239631071 \h </w:instrText>
+              <w:instrText xml:space="preserve"> PAGEREF _Toc239631330 \h </w:instrText>
             </w:r>
             <w:r>
               <w:rPr>
@@ -3745,7 +3745,7 @@
                 <w:noProof/>
                 <w:webHidden/>
               </w:rPr>
-              <w:t>24</w:t>
+              <w:t>23</w:t>
             </w:r>
             <w:r>
               <w:rPr>
@@ -3772,7 +3772,7 @@
               <w14:ligatures w14:val="standardContextual"/>
             </w:rPr>
           </w:pPr>
-          <w:hyperlink w:anchor="_Toc239631072" w:history="1">
+          <w:hyperlink w:anchor="_Toc239631331" w:history="1">
             <w:r>
               <w:rPr>
                 <w:rStyle w:val="Hyperlink"/>
@@ -3800,7 +3800,7 @@
                 <w:noProof/>
                 <w:webHidden/>
               </w:rPr>
-              <w:instrText xml:space="preserve"> PAGEREF _Toc239631072 \h </w:instrText>
+              <w:instrText xml:space="preserve"> PAGEREF _Toc239631331 \h </w:instrText>
             </w:r>
             <w:r>
               <w:rPr>
@@ -3820,7 +3820,7 @@
                 <w:noProof/>
                 <w:webHidden/>
               </w:rPr>
-              <w:t>26</w:t>
+              <w:t>25</w:t>
             </w:r>
             <w:r>
               <w:rPr>
@@ -3847,7 +3847,7 @@
               <w14:ligatures w14:val="standardContextual"/>
             </w:rPr>
           </w:pPr>
-          <w:hyperlink w:anchor="_Toc239631073" w:history="1">
+          <w:hyperlink w:anchor="_Toc239631332" w:history="1">
             <w:r>
               <w:rPr>
                 <w:rStyle w:val="Hyperlink"/>
@@ -3875,7 +3875,7 @@
                 <w:noProof/>
                 <w:webHidden/>
               </w:rPr>
-              <w:instrText xml:space="preserve"> PAGEREF _Toc239631073 \h </w:instrText>
+              <w:instrText xml:space="preserve"> PAGEREF _Toc239631332 \h </w:instrText>
             </w:r>
             <w:r>
               <w:rPr>
@@ -3895,7 +3895,7 @@
                 <w:noProof/>
                 <w:webHidden/>
               </w:rPr>
-              <w:t>26</w:t>
+              <w:t>25</w:t>
             </w:r>
             <w:r>
               <w:rPr>
@@ -3922,7 +3922,7 @@
               <w14:ligatures w14:val="standardContextual"/>
             </w:rPr>
           </w:pPr>
-          <w:hyperlink w:anchor="_Toc239631074" w:history="1">
+          <w:hyperlink w:anchor="_Toc239631333" w:history="1">
             <w:r>
               <w:rPr>
                 <w:rStyle w:val="Hyperlink"/>
@@ -3950,7 +3950,7 @@
                 <w:noProof/>
                 <w:webHidden/>
               </w:rPr>
-              <w:instrText xml:space="preserve"> PAGEREF _Toc239631074 \h </w:instrText>
+              <w:instrText xml:space="preserve"> PAGEREF _Toc239631333 \h </w:instrText>
             </w:r>
             <w:r>
               <w:rPr>
@@ -3970,7 +3970,7 @@
                 <w:noProof/>
                 <w:webHidden/>
               </w:rPr>
-              <w:t>27</w:t>
+              <w:t>26</w:t>
             </w:r>
             <w:r>
               <w:rPr>
@@ -3997,7 +3997,7 @@
               <w14:ligatures w14:val="standardContextual"/>
             </w:rPr>
           </w:pPr>
-          <w:hyperlink w:anchor="_Toc239631075" w:history="1">
+          <w:hyperlink w:anchor="_Toc239631334" w:history="1">
             <w:r>
               <w:rPr>
                 <w:rStyle w:val="Hyperlink"/>
@@ -4025,7 +4025,7 @@
                 <w:noProof/>
                 <w:webHidden/>
               </w:rPr>
-              <w:instrText xml:space="preserve"> PAGEREF _Toc239631075 \h </w:instrText>
+              <w:instrText xml:space="preserve"> PAGEREF _Toc239631334 \h </w:instrText>
             </w:r>
             <w:r>
               <w:rPr>
@@ -4045,7 +4045,7 @@
                 <w:noProof/>
                 <w:webHidden/>
               </w:rPr>
-              <w:t>27</w:t>
+              <w:t>26</w:t>
             </w:r>
             <w:r>
               <w:rPr>
@@ -4072,7 +4072,7 @@
               <w14:ligatures w14:val="standardContextual"/>
             </w:rPr>
           </w:pPr>
-          <w:hyperlink w:anchor="_Toc239631076" w:history="1">
+          <w:hyperlink w:anchor="_Toc239631335" w:history="1">
             <w:r>
               <w:rPr>
                 <w:rStyle w:val="Hyperlink"/>
@@ -4100,7 +4100,7 @@
                 <w:noProof/>
                 <w:webHidden/>
               </w:rPr>
-              <w:instrText xml:space="preserve"> PAGEREF _Toc239631076 \h </w:instrText>
+              <w:instrText xml:space="preserve"> PAGEREF _Toc239631335 \h </w:instrText>
             </w:r>
             <w:r>
               <w:rPr>
@@ -4120,7 +4120,7 @@
                 <w:noProof/>
                 <w:webHidden/>
               </w:rPr>
-              <w:t>28</w:t>
+              <w:t>27</w:t>
             </w:r>
             <w:r>
               <w:rPr>
@@ -4147,7 +4147,7 @@
               <w14:ligatures w14:val="standardContextual"/>
             </w:rPr>
           </w:pPr>
-          <w:hyperlink w:anchor="_Toc239631077" w:history="1">
+          <w:hyperlink w:anchor="_Toc239631336" w:history="1">
             <w:r>
               <w:rPr>
                 <w:rStyle w:val="Hyperlink"/>
@@ -4178,7 +4178,7 @@
                 <w:noProof/>
                 <w:webHidden/>
               </w:rPr>
-              <w:instrText xml:space="preserve"> PAGEREF _Toc239631077 \h </w:instrText>
+              <w:instrText xml:space="preserve"> PAGEREF _Toc239631336 \h </w:instrText>
             </w:r>
             <w:r>
               <w:rPr>
@@ -4198,7 +4198,7 @@
                 <w:noProof/>
                 <w:webHidden/>
               </w:rPr>
-              <w:t>29</w:t>
+              <w:t>28</w:t>
             </w:r>
             <w:r>
               <w:rPr>
@@ -4225,7 +4225,7 @@
               <w14:ligatures w14:val="standardContextual"/>
             </w:rPr>
           </w:pPr>
-          <w:hyperlink w:anchor="_Toc239631078" w:history="1">
+          <w:hyperlink w:anchor="_Toc239631337" w:history="1">
             <w:r>
               <w:rPr>
                 <w:rStyle w:val="Hyperlink"/>
@@ -4253,7 +4253,7 @@
                 <w:noProof/>
                 <w:webHidden/>
               </w:rPr>
-              <w:instrText xml:space="preserve"> PAGEREF _Toc239631078 \h </w:instrText>
+              <w:instrText xml:space="preserve"> PAGEREF _Toc239631337 \h </w:instrText>
             </w:r>
             <w:r>
               <w:rPr>
@@ -4273,7 +4273,7 @@
                 <w:noProof/>
                 <w:webHidden/>
               </w:rPr>
-              <w:t>29</w:t>
+              <w:t>28</w:t>
             </w:r>
             <w:r>
               <w:rPr>
@@ -4300,7 +4300,7 @@
               <w14:ligatures w14:val="standardContextual"/>
             </w:rPr>
           </w:pPr>
-          <w:hyperlink w:anchor="_Toc239631079" w:history="1">
+          <w:hyperlink w:anchor="_Toc239631338" w:history="1">
             <w:r>
               <w:rPr>
                 <w:rStyle w:val="Hyperlink"/>
@@ -4328,7 +4328,7 @@
                 <w:noProof/>
                 <w:webHidden/>
               </w:rPr>
-              <w:instrText xml:space="preserve"> PAGEREF _Toc239631079 \h </w:instrText>
+              <w:instrText xml:space="preserve"> PAGEREF _Toc239631338 \h </w:instrText>
             </w:r>
             <w:r>
               <w:rPr>
@@ -4348,7 +4348,7 @@
                 <w:noProof/>
                 <w:webHidden/>
               </w:rPr>
-              <w:t>30</w:t>
+              <w:t>29</w:t>
             </w:r>
             <w:r>
               <w:rPr>
@@ -4375,7 +4375,7 @@
               <w14:ligatures w14:val="standardContextual"/>
             </w:rPr>
           </w:pPr>
-          <w:hyperlink w:anchor="_Toc239631080" w:history="1">
+          <w:hyperlink w:anchor="_Toc239631339" w:history="1">
             <w:r>
               <w:rPr>
                 <w:rStyle w:val="Hyperlink"/>
@@ -4403,7 +4403,7 @@
                 <w:noProof/>
                 <w:webHidden/>
               </w:rPr>
-              <w:instrText xml:space="preserve"> PAGEREF _Toc239631080 \h </w:instrText>
+              <w:instrText xml:space="preserve"> PAGEREF _Toc239631339 \h </w:instrText>
             </w:r>
             <w:r>
               <w:rPr>
@@ -4423,7 +4423,7 @@
                 <w:noProof/>
                 <w:webHidden/>
               </w:rPr>
-              <w:t>31</w:t>
+              <w:t>30</w:t>
             </w:r>
             <w:r>
               <w:rPr>
@@ -4450,7 +4450,7 @@
               <w14:ligatures w14:val="standardContextual"/>
             </w:rPr>
           </w:pPr>
-          <w:hyperlink w:anchor="_Toc239631081" w:history="1">
+          <w:hyperlink w:anchor="_Toc239631340" w:history="1">
             <w:r>
               <w:rPr>
                 <w:rStyle w:val="Hyperlink"/>
@@ -4478,7 +4478,7 @@
                 <w:noProof/>
                 <w:webHidden/>
               </w:rPr>
-              <w:instrText xml:space="preserve"> PAGEREF _Toc239631081 \h </w:instrText>
+              <w:instrText xml:space="preserve"> PAGEREF _Toc239631340 \h </w:instrText>
             </w:r>
             <w:r>
               <w:rPr>
@@ -4498,7 +4498,7 @@
                 <w:noProof/>
                 <w:webHidden/>
               </w:rPr>
-              <w:t>32</w:t>
+              <w:t>31</w:t>
             </w:r>
             <w:r>
               <w:rPr>
@@ -4525,7 +4525,7 @@
               <w14:ligatures w14:val="standardContextual"/>
             </w:rPr>
           </w:pPr>
-          <w:hyperlink w:anchor="_Toc239631082" w:history="1">
+          <w:hyperlink w:anchor="_Toc239631341" w:history="1">
             <w:r>
               <w:rPr>
                 <w:rStyle w:val="Hyperlink"/>
@@ -4553,7 +4553,7 @@
                 <w:noProof/>
                 <w:webHidden/>
               </w:rPr>
-              <w:instrText xml:space="preserve"> PAGEREF _Toc239631082 \h </w:instrText>
+              <w:instrText xml:space="preserve"> PAGEREF _Toc239631341 \h </w:instrText>
             </w:r>
             <w:r>
               <w:rPr>
@@ -4573,7 +4573,7 @@
                 <w:noProof/>
                 <w:webHidden/>
               </w:rPr>
-              <w:t>32</w:t>
+              <w:t>31</w:t>
             </w:r>
             <w:r>
               <w:rPr>
@@ -4600,7 +4600,7 @@
               <w14:ligatures w14:val="standardContextual"/>
             </w:rPr>
           </w:pPr>
-          <w:hyperlink w:anchor="_Toc239631083" w:history="1">
+          <w:hyperlink w:anchor="_Toc239631342" w:history="1">
             <w:r>
               <w:rPr>
                 <w:rStyle w:val="Hyperlink"/>
@@ -4631,7 +4631,7 @@
                 <w:noProof/>
                 <w:webHidden/>
               </w:rPr>
-              <w:instrText xml:space="preserve"> PAGEREF _Toc239631083 \h </w:instrText>
+              <w:instrText xml:space="preserve"> PAGEREF _Toc239631342 \h </w:instrText>
             </w:r>
             <w:r>
               <w:rPr>
@@ -4651,7 +4651,7 @@
                 <w:noProof/>
                 <w:webHidden/>
               </w:rPr>
-              <w:t>33</w:t>
+              <w:t>32</w:t>
             </w:r>
             <w:r>
               <w:rPr>
@@ -4678,7 +4678,7 @@
               <w14:ligatures w14:val="standardContextual"/>
             </w:rPr>
           </w:pPr>
-          <w:hyperlink w:anchor="_Toc239631084" w:history="1">
+          <w:hyperlink w:anchor="_Toc239631343" w:history="1">
             <w:r>
               <w:rPr>
                 <w:rStyle w:val="Hyperlink"/>
@@ -4706,7 +4706,7 @@
                 <w:noProof/>
                 <w:webHidden/>
               </w:rPr>
-              <w:instrText xml:space="preserve"> PAGEREF _Toc239631084 \h </w:instrText>
+              <w:instrText xml:space="preserve"> PAGEREF _Toc239631343 \h </w:instrText>
             </w:r>
             <w:r>
               <w:rPr>
@@ -4726,7 +4726,7 @@
                 <w:noProof/>
                 <w:webHidden/>
               </w:rPr>
-              <w:t>34</w:t>
+              <w:t>33</w:t>
             </w:r>
             <w:r>
               <w:rPr>
@@ -4753,7 +4753,7 @@
               <w14:ligatures w14:val="standardContextual"/>
             </w:rPr>
           </w:pPr>
-          <w:hyperlink w:anchor="_Toc239631085" w:history="1">
+          <w:hyperlink w:anchor="_Toc239631344" w:history="1">
             <w:r>
               <w:rPr>
                 <w:rStyle w:val="Hyperlink"/>
@@ -4784,7 +4784,7 @@
                 <w:noProof/>
                 <w:webHidden/>
               </w:rPr>
-              <w:instrText xml:space="preserve"> PAGEREF _Toc239631085 \h </w:instrText>
+              <w:instrText xml:space="preserve"> PAGEREF _Toc239631344 \h </w:instrText>
             </w:r>
             <w:r>
               <w:rPr>
@@ -4804,7 +4804,7 @@
                 <w:noProof/>
                 <w:webHidden/>
               </w:rPr>
-              <w:t>35</w:t>
+              <w:t>34</w:t>
             </w:r>
             <w:r>
               <w:rPr>
@@ -4831,7 +4831,7 @@
               <w14:ligatures w14:val="standardContextual"/>
             </w:rPr>
           </w:pPr>
-          <w:hyperlink w:anchor="_Toc239631086" w:history="1">
+          <w:hyperlink w:anchor="_Toc239631345" w:history="1">
             <w:r>
               <w:rPr>
                 <w:rStyle w:val="Hyperlink"/>
@@ -4862,7 +4862,7 @@
                 <w:noProof/>
                 <w:webHidden/>
               </w:rPr>
-              <w:instrText xml:space="preserve"> PAGEREF _Toc239631086 \h </w:instrText>
+              <w:instrText xml:space="preserve"> PAGEREF _Toc239631345 \h </w:instrText>
             </w:r>
             <w:r>
               <w:rPr>
@@ -4882,7 +4882,7 @@
                 <w:noProof/>
                 <w:webHidden/>
               </w:rPr>
-              <w:t>36</w:t>
+              <w:t>34</w:t>
             </w:r>
             <w:r>
               <w:rPr>
@@ -4953,7 +4953,7 @@
           <w:lang w:val="en-GB"/>
         </w:rPr>
       </w:pPr>
-      <w:bookmarkStart w:id="4" w:name="_Toc239631043"/>
+      <w:bookmarkStart w:id="4" w:name="_Toc239631302"/>
       <w:r>
         <w:rPr>
           <w:rFonts w:ascii="Times New Roman" w:hAnsi="Times New Roman" w:cs="Times New Roman"/>
@@ -5218,7 +5218,7 @@
           <w:lang w:val="en-GB"/>
         </w:rPr>
       </w:pPr>
-      <w:bookmarkStart w:id="5" w:name="_Toc239631044"/>
+      <w:bookmarkStart w:id="5" w:name="_Toc239631303"/>
       <w:r>
         <w:rPr>
           <w:rFonts w:ascii="Times New Roman" w:hAnsi="Times New Roman" w:cs="Times New Roman"/>
@@ -5237,7 +5237,7 @@
           <w:lang w:val="en-GB"/>
         </w:rPr>
       </w:pPr>
-      <w:bookmarkStart w:id="6" w:name="_Toc239631045"/>
+      <w:bookmarkStart w:id="6" w:name="_Toc239631304"/>
       <w:r>
         <w:rPr>
           <w:lang w:val="en-GB"/>
@@ -5359,7 +5359,7 @@
           <w:lang w:val="en-GB"/>
         </w:rPr>
       </w:pPr>
-      <w:bookmarkStart w:id="7" w:name="_Toc239631046"/>
+      <w:bookmarkStart w:id="7" w:name="_Toc239631305"/>
       <w:r>
         <w:rPr>
           <w:lang w:val="en-GB"/>
@@ -5594,7 +5594,7 @@
           <w:lang w:val="en-GB"/>
         </w:rPr>
       </w:pPr>
-      <w:bookmarkStart w:id="8" w:name="_Toc239631047"/>
+      <w:bookmarkStart w:id="8" w:name="_Toc239631306"/>
       <w:r>
         <w:rPr>
           <w:lang w:val="en-GB"/>
@@ -5697,7 +5697,7 @@
           <w:lang w:val="en-GB"/>
         </w:rPr>
       </w:pPr>
-      <w:bookmarkStart w:id="9" w:name="_Toc239631048"/>
+      <w:bookmarkStart w:id="9" w:name="_Toc239631307"/>
       <w:r>
         <w:rPr>
           <w:lang w:val="en-GB"/>
@@ -5889,7 +5889,7 @@
           <w:lang w:val="en-GB"/>
         </w:rPr>
       </w:pPr>
-      <w:bookmarkStart w:id="10" w:name="_Toc239631049"/>
+      <w:bookmarkStart w:id="10" w:name="_Toc239631308"/>
       <w:r>
         <w:rPr>
           <w:lang w:val="en-GB"/>
@@ -6020,7 +6020,7 @@
           <w:lang w:val="en-GB"/>
         </w:rPr>
       </w:pPr>
-      <w:bookmarkStart w:id="11" w:name="_Toc239631050"/>
+      <w:bookmarkStart w:id="11" w:name="_Toc239631309"/>
       <w:r>
         <w:rPr>
           <w:lang w:val="en-GB"/>
@@ -6084,7 +6084,7 @@
           <w:lang w:val="en-GB"/>
         </w:rPr>
       </w:pPr>
-      <w:bookmarkStart w:id="12" w:name="_Toc239631051"/>
+      <w:bookmarkStart w:id="12" w:name="_Toc239631310"/>
       <w:r>
         <w:rPr>
           <w:rFonts w:ascii="Times New Roman" w:hAnsi="Times New Roman" w:cs="Times New Roman"/>
@@ -6110,7 +6110,7 @@
           <w:lang w:val="en-GB"/>
         </w:rPr>
       </w:pPr>
-      <w:bookmarkStart w:id="13" w:name="_Toc239631052"/>
+      <w:bookmarkStart w:id="13" w:name="_Toc239631311"/>
       <w:r>
         <w:rPr>
           <w:lang w:val="en-GB"/>
@@ -6232,16 +6232,61 @@
     </w:p>
     <w:p>
       <w:pPr>
+        <w:spacing w:line="480" w:lineRule="auto"/>
+        <w:jc w:val="both"/>
+        <w:rPr>
+          <w:sz w:val="24"/>
+          <w:szCs w:val="24"/>
+          <w:lang w:val="en-GB"/>
+        </w:rPr>
+      </w:pPr>
+    </w:p>
+    <w:p>
+      <w:pPr>
+        <w:spacing w:line="480" w:lineRule="auto"/>
+        <w:jc w:val="both"/>
+        <w:rPr>
+          <w:sz w:val="24"/>
+          <w:szCs w:val="24"/>
+          <w:lang w:val="en-GB"/>
+        </w:rPr>
+      </w:pPr>
+    </w:p>
+    <w:p>
+      <w:pPr>
+        <w:spacing w:line="480" w:lineRule="auto"/>
+        <w:jc w:val="both"/>
+        <w:rPr>
+          <w:sz w:val="24"/>
+          <w:szCs w:val="24"/>
+          <w:lang w:val="en-GB"/>
+        </w:rPr>
+      </w:pPr>
+    </w:p>
+    <w:p>
+      <w:pPr>
+        <w:spacing w:line="480" w:lineRule="auto"/>
+        <w:jc w:val="both"/>
+        <w:rPr>
+          <w:sz w:val="24"/>
+          <w:szCs w:val="24"/>
+          <w:lang w:val="en-GB"/>
+        </w:rPr>
+      </w:pPr>
+    </w:p>
+    <w:p>
+      <w:pPr>
         <w:pStyle w:val="Heading3"/>
         <w:rPr>
           <w:lang w:val="en-GB"/>
         </w:rPr>
       </w:pPr>
-      <w:bookmarkStart w:id="14" w:name="_Toc239631053"/>
-      <w:r>
-        <w:rPr>
-          <w:lang w:val="en-GB"/>
-        </w:rPr>
+      <w:bookmarkStart w:id="14" w:name="_Toc239631312"/>
+      <w:r>
+        <w:rPr>
+          <w:lang w:val="en-GB"/>
+        </w:rPr>
+        <w:lastRenderedPageBreak/>
         <w:t>2.2 Related Works</w:t>
       </w:r>
       <w:bookmarkEnd w:id="14"/>
@@ -6501,18 +6546,7 @@
                 <w:szCs w:val="24"/>
                 <w:lang w:val="en-GB"/>
               </w:rPr>
-              <w:t xml:space="preserve">Nadhan et </w:t>
-            </w:r>
-            <w:r>
-              <w:rPr>
-                <w:b w:val="0"/>
-                <w:bCs w:val="0"/>
-                <w:sz w:val="24"/>
-                <w:szCs w:val="24"/>
-                <w:lang w:val="en-GB"/>
-              </w:rPr>
-              <w:lastRenderedPageBreak/>
-              <w:t xml:space="preserve">al. (2022) </w:t>
+              <w:t xml:space="preserve">Nadhan et al. (2022) </w:t>
             </w:r>
           </w:p>
         </w:tc>
@@ -6533,17 +6567,7 @@
                 <w:szCs w:val="24"/>
                 <w:lang w:val="en-GB"/>
               </w:rPr>
-              <w:lastRenderedPageBreak/>
-              <w:t xml:space="preserve">OpenCV on </w:t>
-            </w:r>
-            <w:r>
-              <w:rPr>
-                <w:sz w:val="24"/>
-                <w:szCs w:val="24"/>
-                <w:lang w:val="en-GB"/>
-              </w:rPr>
-              <w:lastRenderedPageBreak/>
-              <w:t>Raspberry Pi</w:t>
+              <w:t>OpenCV on Raspberry Pi</w:t>
             </w:r>
           </w:p>
         </w:tc>
@@ -6564,7 +6588,6 @@
                 <w:szCs w:val="24"/>
                 <w:lang w:val="en-GB"/>
               </w:rPr>
-              <w:lastRenderedPageBreak/>
               <w:t>Cost effective</w:t>
             </w:r>
             <w:r>
@@ -6573,16 +6596,7 @@
                 <w:szCs w:val="24"/>
                 <w:lang w:val="en-GB"/>
               </w:rPr>
-              <w:t xml:space="preserve"> edge computing </w:t>
-            </w:r>
-            <w:r>
-              <w:rPr>
-                <w:sz w:val="24"/>
-                <w:szCs w:val="24"/>
-                <w:lang w:val="en-GB"/>
-              </w:rPr>
-              <w:lastRenderedPageBreak/>
-              <w:t>with lightweight SQLite integration.</w:t>
+              <w:t xml:space="preserve"> edge computing with lightweight SQLite integration.</w:t>
             </w:r>
           </w:p>
         </w:tc>
@@ -6603,17 +6617,7 @@
                 <w:szCs w:val="24"/>
                 <w:lang w:val="en-GB"/>
               </w:rPr>
-              <w:lastRenderedPageBreak/>
-              <w:t xml:space="preserve">Struggles with faces </w:t>
-            </w:r>
-            <w:r>
-              <w:rPr>
-                <w:sz w:val="24"/>
-                <w:szCs w:val="24"/>
-                <w:lang w:val="en-GB"/>
-              </w:rPr>
-              <w:lastRenderedPageBreak/>
-              <w:t>angled sideways or downwards.</w:t>
+              <w:t>Struggles with faces angled sideways or downwards.</w:t>
             </w:r>
           </w:p>
         </w:tc>
@@ -6642,7 +6646,6 @@
                 <w:szCs w:val="24"/>
                 <w:lang w:val="en-GB"/>
               </w:rPr>
-              <w:lastRenderedPageBreak/>
               <w:t>Shirbhate</w:t>
             </w:r>
             <w:proofErr w:type="spellEnd"/>
@@ -6881,7 +6884,7 @@
           <w:lang w:val="en-GB"/>
         </w:rPr>
       </w:pPr>
-      <w:bookmarkStart w:id="15" w:name="_Toc239631054"/>
+      <w:bookmarkStart w:id="15" w:name="_Toc239631313"/>
       <w:r>
         <w:rPr>
           <w:lang w:val="en-GB"/>
@@ -6975,17 +6978,6 @@
         </w:rPr>
         <w:t xml:space="preserve"> of computations to a necessary level for most common devices without the need to use high-end computer hardware while still providing the user with a convenient mobile interface.</w:t>
       </w:r>
-    </w:p>
-    <w:p>
-      <w:pPr>
-        <w:spacing w:line="480" w:lineRule="auto"/>
-        <w:jc w:val="both"/>
-        <w:rPr>
-          <w:sz w:val="24"/>
-          <w:szCs w:val="24"/>
-          <w:lang w:val="en-GB"/>
-        </w:rPr>
-      </w:pPr>
     </w:p>
     <w:p>
       <w:pPr>
@@ -6997,7 +6989,7 @@
           <w:lang w:val="en-GB"/>
         </w:rPr>
       </w:pPr>
-      <w:bookmarkStart w:id="16" w:name="_Toc239631055"/>
+      <w:bookmarkStart w:id="16" w:name="_Toc239631314"/>
       <w:r>
         <w:rPr>
           <w:rFonts w:ascii="Times New Roman" w:hAnsi="Times New Roman" w:cs="Times New Roman"/>
@@ -7005,6 +6997,7 @@
           <w:bCs/>
           <w:lang w:val="en-GB"/>
         </w:rPr>
+        <w:lastRenderedPageBreak/>
         <w:t>3.0 Methodology</w:t>
       </w:r>
       <w:bookmarkEnd w:id="16"/>
@@ -7023,12 +7016,11 @@
           <w:lang w:val="en-GB"/>
         </w:rPr>
       </w:pPr>
-      <w:bookmarkStart w:id="17" w:name="_Toc239631056"/>
-      <w:r>
-        <w:rPr>
-          <w:lang w:val="en-GB"/>
-        </w:rPr>
-        <w:lastRenderedPageBreak/>
+      <w:bookmarkStart w:id="17" w:name="_Toc239631315"/>
+      <w:r>
+        <w:rPr>
+          <w:lang w:val="en-GB"/>
+        </w:rPr>
         <w:t>3.1 Development Methodology</w:t>
       </w:r>
       <w:bookmarkEnd w:id="17"/>
@@ -7059,7 +7051,7 @@
           <w:lang w:val="en-GB"/>
         </w:rPr>
       </w:pPr>
-      <w:bookmarkStart w:id="18" w:name="_Toc239631057"/>
+      <w:bookmarkStart w:id="18" w:name="_Toc239631316"/>
       <w:r>
         <w:rPr>
           <w:lang w:val="en-GB"/>
@@ -7145,7 +7137,7 @@
           <w:szCs w:val="24"/>
           <w:lang w:val="en-GB"/>
         </w:rPr>
-        <w:t xml:space="preserve"> class to recognize the faces in the image. If the server detects a known face from the database, it will add the student’s ID and the current date-time to the attendance records in the SQLite database. Finally, the server sends a response message to the mobile application that successfully added the student’s </w:t>
+        <w:t xml:space="preserve"> class to recognize the faces in the image. If the server detects a known face from the database, it will add </w:t>
       </w:r>
       <w:r>
         <w:rPr>
@@ -7154,7 +7146,7 @@
           <w:lang w:val="en-GB"/>
         </w:rPr>
         <w:lastRenderedPageBreak/>
-        <w:t>attendance and provides the student’s name detected from the image. This way, the application can show the educator’s screen with student’s attendance records. Overall, the system’s packages are integrated to build an automated attendance system that recognizes students’ faces and adds records to the database instead of manual input.</w:t>
+        <w:t>the student’s ID and the current date-time to the attendance records in the SQLite database. Finally, the server sends a response message to the mobile application that successfully added the student’s attendance and provides the student’s name detected from the image. This way, the application can show the educator’s screen with student’s attendance records. Overall, the system’s packages are integrated to build an automated attendance system that recognizes students’ faces and adds records to the database instead of manual input.</w:t>
       </w:r>
     </w:p>
     <w:p>
@@ -7164,7 +7156,7 @@
           <w:lang w:val="en-GB"/>
         </w:rPr>
       </w:pPr>
-      <w:bookmarkStart w:id="19" w:name="_Toc239631058"/>
+      <w:bookmarkStart w:id="19" w:name="_Toc239631317"/>
       <w:r>
         <w:rPr>
           <w:lang w:val="en-GB"/>
@@ -7309,7 +7301,16 @@
           <w:szCs w:val="24"/>
           <w:lang w:val="en-GB"/>
         </w:rPr>
-        <w:t>() function would allow scanning the directories and subdirectories of the dataset to extract the images and the corresponding labels (student IDs).</w:t>
+        <w:t xml:space="preserve">() function would allow scanning the directories and </w:t>
+      </w:r>
+      <w:r>
+        <w:rPr>
+          <w:sz w:val="24"/>
+          <w:szCs w:val="24"/>
+          <w:lang w:val="en-GB"/>
+        </w:rPr>
+        <w:lastRenderedPageBreak/>
+        <w:t>subdirectories of the dataset to extract the images and the corresponding labels (student IDs).</w:t>
       </w:r>
     </w:p>
     <w:p>
@@ -7319,12 +7320,11 @@
           <w:lang w:val="en-GB"/>
         </w:rPr>
       </w:pPr>
-      <w:bookmarkStart w:id="20" w:name="_Toc239631059"/>
-      <w:r>
-        <w:rPr>
-          <w:lang w:val="en-GB"/>
-        </w:rPr>
-        <w:lastRenderedPageBreak/>
+      <w:bookmarkStart w:id="20" w:name="_Toc239631318"/>
+      <w:r>
+        <w:rPr>
+          <w:lang w:val="en-GB"/>
+        </w:rPr>
         <w:t>3.4 Data Preprocessing</w:t>
       </w:r>
       <w:bookmarkEnd w:id="20"/>
@@ -7516,7 +7516,7 @@
           <w:lang w:val="en-GB"/>
         </w:rPr>
       </w:pPr>
-      <w:bookmarkStart w:id="21" w:name="_Toc239631060"/>
+      <w:bookmarkStart w:id="21" w:name="_Toc239631319"/>
       <w:r>
         <w:rPr>
           <w:lang w:val="en-GB"/>
@@ -7563,7 +7563,16 @@
           <w:szCs w:val="24"/>
           <w:lang w:val="en-GB"/>
         </w:rPr>
-        <w:t xml:space="preserve"> grayscale images. The trained haarcascade_frontalface_default.xml detector is utilized, which scans arrays of </w:t>
+        <w:t xml:space="preserve"> grayscale images. The trained haarcascade_frontalface_default.xml detector is </w:t>
+      </w:r>
+      <w:r>
+        <w:rPr>
+          <w:sz w:val="24"/>
+          <w:szCs w:val="24"/>
+          <w:lang w:val="en-GB"/>
+        </w:rPr>
+        <w:lastRenderedPageBreak/>
+        <w:t xml:space="preserve">utilized, which scans arrays of </w:t>
       </w:r>
       <w:r>
         <w:rPr>
@@ -7579,16 +7588,7 @@
           <w:szCs w:val="24"/>
           <w:lang w:val="en-GB"/>
         </w:rPr>
-        <w:t xml:space="preserve"> images to detect and crop out exact location and size of bounding boxes, which contain the human faces. The cascade classifier algorithm is highly </w:t>
-      </w:r>
-      <w:r>
-        <w:rPr>
-          <w:sz w:val="24"/>
-          <w:szCs w:val="24"/>
-          <w:lang w:val="en-GB"/>
-        </w:rPr>
-        <w:lastRenderedPageBreak/>
-        <w:t xml:space="preserve">efficient, as it utilizes a cascading mechanism that allows it to quickly eliminate negative ROI (Region of Interest) during the scanning process, thus significantly speeding up the computation. The cropped positive ROI is then subjected to further analysis by the </w:t>
+        <w:t xml:space="preserve"> images to detect and crop out exact location and size of bounding boxes, which contain the human faces. The cascade classifier algorithm is highly efficient, as it utilizes a cascading mechanism that allows it to quickly eliminate negative ROI (Region of Interest) during the scanning process, thus significantly speeding up the computation. The cropped positive ROI is then subjected to further analysis by the </w:t>
       </w:r>
       <w:proofErr w:type="spellStart"/>
       <w:r>
@@ -7687,7 +7687,7 @@
           <w:lang w:val="en-GB"/>
         </w:rPr>
       </w:pPr>
-      <w:bookmarkStart w:id="22" w:name="_Toc239631061"/>
+      <w:bookmarkStart w:id="22" w:name="_Toc239631320"/>
       <w:r>
         <w:rPr>
           <w:lang w:val="en-GB"/>
@@ -8073,7 +8073,7 @@
           <w:lang w:val="en-GB"/>
         </w:rPr>
       </w:pPr>
-      <w:bookmarkStart w:id="23" w:name="_Toc239631062"/>
+      <w:bookmarkStart w:id="23" w:name="_Toc239631321"/>
       <w:r>
         <w:rPr>
           <w:rFonts w:ascii="Times New Roman" w:hAnsi="Times New Roman" w:cs="Times New Roman"/>
@@ -8081,6 +8081,7 @@
           <w:bCs/>
           <w:lang w:val="en-GB"/>
         </w:rPr>
+        <w:lastRenderedPageBreak/>
         <w:t>4.0 System Design and Implementation</w:t>
       </w:r>
       <w:bookmarkEnd w:id="23"/>
@@ -8099,7 +8100,7 @@
           <w:lang w:val="en-GB"/>
         </w:rPr>
       </w:pPr>
-      <w:bookmarkStart w:id="24" w:name="_Toc239631063"/>
+      <w:bookmarkStart w:id="24" w:name="_Toc239631322"/>
       <w:r>
         <w:rPr>
           <w:lang w:val="en-GB"/>
@@ -8118,7 +8119,6 @@
     </w:p>
     <w:p>
       <w:r>
-        <w:lastRenderedPageBreak/>
         <w:t xml:space="preserve">NFR= </w:t>
       </w:r>
       <w:r>
@@ -8306,7 +8306,7 @@
           <w:lang w:val="en-GB"/>
         </w:rPr>
       </w:pPr>
-      <w:bookmarkStart w:id="25" w:name="_Toc239631064"/>
+      <w:bookmarkStart w:id="25" w:name="_Toc239631323"/>
       <w:r>
         <w:rPr>
           <w:lang w:val="en-GB"/>
@@ -8355,7 +8355,16 @@
           <w:szCs w:val="24"/>
           <w:lang w:val="en-GB"/>
         </w:rPr>
-        <w:t xml:space="preserve"> will receive the image, utilize the LBPH algorithm, and attempt to identify the scanned student. If a successful match is found, the backend will verify the record in the students table of the SQLite database and record the attendance by updating the date and time in the attendance table. Finally, the server will send a success JSON response to the mobile application, which will then display a pop-up UI notification to the teacher indicating that the student has been marked present.</w:t>
+        <w:t xml:space="preserve"> will receive the image, utilize the LBPH algorithm, and attempt to identify the scanned student. If a successful match is found, the backend will verify the record in the students table of the SQLite database and record the attendance by updating the date and time in the attendance table. Finally, the server will </w:t>
+      </w:r>
+      <w:r>
+        <w:rPr>
+          <w:sz w:val="24"/>
+          <w:szCs w:val="24"/>
+          <w:lang w:val="en-GB"/>
+        </w:rPr>
+        <w:lastRenderedPageBreak/>
+        <w:t>send a success JSON response to the mobile application, which will then display a pop-up UI notification to the teacher indicating that the student has been marked present.</w:t>
       </w:r>
     </w:p>
     <w:p>
@@ -8376,12 +8385,11 @@
           <w:lang w:val="en-GB"/>
         </w:rPr>
       </w:pPr>
-      <w:bookmarkStart w:id="26" w:name="_Toc239631065"/>
-      <w:r>
-        <w:rPr>
-          <w:lang w:val="en-GB"/>
-        </w:rPr>
-        <w:lastRenderedPageBreak/>
+      <w:bookmarkStart w:id="26" w:name="_Toc239631324"/>
+      <w:r>
+        <w:rPr>
+          <w:lang w:val="en-GB"/>
+        </w:rPr>
         <w:t>4.3 Activity Diagram</w:t>
       </w:r>
       <w:bookmarkEnd w:id="26"/>
@@ -8742,6 +8750,7 @@
           <w:szCs w:val="24"/>
           <w:lang w:val="en-GB"/>
         </w:rPr>
+        <w:lastRenderedPageBreak/>
         <w:t>Database Update and Feedback:</w:t>
       </w:r>
       <w:r>
@@ -8768,16 +8777,7 @@
           <w:szCs w:val="24"/>
           <w:lang w:val="en-GB"/>
         </w:rPr>
-        <w:t xml:space="preserve"> into the attendance logs. It then executes a SELECT query to retrieve the student's real name and responds to the mobile application, which alerts the educator </w:t>
-      </w:r>
-      <w:r>
-        <w:rPr>
-          <w:sz w:val="24"/>
-          <w:szCs w:val="24"/>
-          <w:lang w:val="en-GB"/>
-        </w:rPr>
-        <w:lastRenderedPageBreak/>
-        <w:t xml:space="preserve">of the successful scan. </w:t>
+        <w:t xml:space="preserve"> into the attendance logs. It then executes a SELECT query to retrieve the student's real name and responds to the mobile application, which alerts the educator of the successful scan. </w:t>
       </w:r>
     </w:p>
     <w:p>
@@ -8787,7 +8787,7 @@
           <w:lang w:val="en-GB"/>
         </w:rPr>
       </w:pPr>
-      <w:bookmarkStart w:id="27" w:name="_Toc239631066"/>
+      <w:bookmarkStart w:id="27" w:name="_Toc239631325"/>
       <w:r>
         <w:rPr>
           <w:lang w:val="en-GB"/>
@@ -8982,7 +8982,7 @@
           <w:lang w:val="en-GB"/>
         </w:rPr>
       </w:pPr>
-      <w:bookmarkStart w:id="28" w:name="_Toc239631067"/>
+      <w:bookmarkStart w:id="28" w:name="_Toc239631326"/>
       <w:r>
         <w:rPr>
           <w:lang w:val="en-GB"/>
@@ -9049,7 +9049,16 @@
           <w:szCs w:val="24"/>
           <w:lang w:val="en-GB"/>
         </w:rPr>
-        <w:t xml:space="preserve"> for smooth, scrollable interfaces. Visual aesthetics are enhanced through the integration of scalable vector graphics from the @expo/vector-icons library, specifically utilizing the </w:t>
+        <w:t xml:space="preserve"> for smooth, scrollable interfaces. Visual aesthetics are enhanced through the integration of scalable vector </w:t>
+      </w:r>
+      <w:r>
+        <w:rPr>
+          <w:sz w:val="24"/>
+          <w:szCs w:val="24"/>
+          <w:lang w:val="en-GB"/>
+        </w:rPr>
+        <w:lastRenderedPageBreak/>
+        <w:t xml:space="preserve">graphics from the @expo/vector-icons library, specifically utilizing the </w:t>
       </w:r>
       <w:proofErr w:type="spellStart"/>
       <w:r>
@@ -9118,16 +9127,7 @@
           <w:szCs w:val="24"/>
           <w:lang w:val="en-GB"/>
         </w:rPr>
-        <w:t xml:space="preserve"> This interface presents a centralized, secure input form for credential entry. It incorporates stylized text headers and a transparent, fade-animated modal overlay that </w:t>
-      </w:r>
-      <w:r>
-        <w:rPr>
-          <w:sz w:val="24"/>
-          <w:szCs w:val="24"/>
-          <w:lang w:val="en-GB"/>
-        </w:rPr>
-        <w:lastRenderedPageBreak/>
-        <w:t xml:space="preserve">allows administrators to easily reconfigure the backend IP address without navigating away from the login flow. </w:t>
+        <w:t xml:space="preserve"> This interface presents a centralized, secure input form for credential entry. It incorporates stylized text headers and a transparent, fade-animated modal overlay that allows administrators to easily reconfigure the backend IP address without navigating away from the login flow. </w:t>
       </w:r>
     </w:p>
     <w:p>
@@ -9214,7 +9214,16 @@
           <w:szCs w:val="24"/>
           <w:lang w:val="en-GB"/>
         </w:rPr>
-        <w:t xml:space="preserve"> Designed to provide at-a-glance analytics, the dashboard dynamically renders a real-time statistics grid. It calculates and displays key metrics, including "Today's Classes", the "Total Scanned" headcount, the computed "Attendance %", and the number of "Pending" students based on a defined class capacity. Additionally, it features a "Recent Scans" section that dynamically populates by sending a GET request to the /attendance API endpoint, displaying the recognized names alongside their formatted timestamps. </w:t>
+        <w:t xml:space="preserve"> Designed to provide at-a-glance analytics, the dashboard dynamically renders a real-time statistics grid. It calculates and displays key metrics, including "Today's </w:t>
+      </w:r>
+      <w:r>
+        <w:rPr>
+          <w:sz w:val="24"/>
+          <w:szCs w:val="24"/>
+          <w:lang w:val="en-GB"/>
+        </w:rPr>
+        <w:lastRenderedPageBreak/>
+        <w:t xml:space="preserve">Classes", the "Total Scanned" headcount, the computed "Attendance %", and the number of "Pending" students based on a defined class capacity. Additionally, it features a "Recent Scans" section that dynamically populates by sending a GET request to the /attendance API endpoint, displaying the recognized names alongside their formatted timestamps. </w:t>
       </w:r>
     </w:p>
     <w:p>
@@ -9242,11 +9251,10 @@
         <w:rPr>
           <w:noProof/>
         </w:rPr>
-        <w:lastRenderedPageBreak/>
         <w:drawing>
-          <wp:inline distT="0" distB="0" distL="0" distR="0" wp14:anchorId="06031C89" wp14:editId="016A69FB">
-            <wp:extent cx="3744686" cy="8182621"/>
-            <wp:effectExtent l="0" t="0" r="8255" b="8890"/>
+          <wp:inline distT="0" distB="0" distL="0" distR="0" wp14:anchorId="06031C89" wp14:editId="4FAC7E0C">
+            <wp:extent cx="2865324" cy="6261100"/>
+            <wp:effectExtent l="0" t="0" r="0" b="6350"/>
             <wp:docPr id="624853708" name="Picture 1"/>
             <wp:cNvGraphicFramePr>
               <a:graphicFrameLocks xmlns:a="http://schemas.openxmlformats.org/drawingml/2006/main" noChangeAspect="1"/>
@@ -9276,7 +9284,7 @@
                   <pic:spPr bwMode="auto">
                     <a:xfrm>
                       <a:off x="0" y="0"/>
-                      <a:ext cx="3768167" cy="8233929"/>
+                      <a:ext cx="2894714" cy="6325321"/>
                     </a:xfrm>
                     <a:prstGeom prst="rect">
                       <a:avLst/>
@@ -9408,7 +9416,7 @@
           <w:lang w:val="en-GB"/>
         </w:rPr>
       </w:pPr>
-      <w:bookmarkStart w:id="29" w:name="_Toc239631068"/>
+      <w:bookmarkStart w:id="29" w:name="_Toc239631327"/>
       <w:r>
         <w:rPr>
           <w:lang w:val="en-GB"/>
@@ -9498,7 +9506,7 @@
           <w:lang w:val="en-GB"/>
         </w:rPr>
       </w:pPr>
-      <w:bookmarkStart w:id="30" w:name="_Toc239631069"/>
+      <w:bookmarkStart w:id="30" w:name="_Toc239631328"/>
       <w:r>
         <w:rPr>
           <w:lang w:val="en-GB"/>
@@ -9712,7 +9720,7 @@
           <w:lang w:val="en-GB"/>
         </w:rPr>
       </w:pPr>
-      <w:bookmarkStart w:id="31" w:name="_Toc239631070"/>
+      <w:bookmarkStart w:id="31" w:name="_Toc239631329"/>
       <w:r>
         <w:rPr>
           <w:rFonts w:ascii="Times New Roman" w:hAnsi="Times New Roman" w:cs="Times New Roman"/>
@@ -9738,7 +9746,7 @@
           <w:lang w:val="en-GB"/>
         </w:rPr>
       </w:pPr>
-      <w:bookmarkStart w:id="32" w:name="_Toc239631071"/>
+      <w:bookmarkStart w:id="32" w:name="_Toc239631330"/>
       <w:r>
         <w:rPr>
           <w:lang w:val="en-GB"/>
@@ -10027,7 +10035,7 @@
           <w:lang w:val="en-GB"/>
         </w:rPr>
       </w:pPr>
-      <w:bookmarkStart w:id="33" w:name="_Toc239631072"/>
+      <w:bookmarkStart w:id="33" w:name="_Toc239631331"/>
       <w:r>
         <w:rPr>
           <w:lang w:val="en-GB"/>
@@ -10569,7 +10577,7 @@
           <w:lang w:val="en-GB"/>
         </w:rPr>
       </w:pPr>
-      <w:bookmarkStart w:id="34" w:name="_Toc239631073"/>
+      <w:bookmarkStart w:id="34" w:name="_Toc239631332"/>
       <w:r>
         <w:rPr>
           <w:lang w:val="en-GB"/>
@@ -10685,7 +10693,7 @@
           <w:lang w:val="en-GB"/>
         </w:rPr>
       </w:pPr>
-      <w:bookmarkStart w:id="35" w:name="_Toc239631074"/>
+      <w:bookmarkStart w:id="35" w:name="_Toc239631333"/>
       <w:r>
         <w:rPr>
           <w:lang w:val="en-GB"/>
@@ -10866,7 +10874,7 @@
           <w:lang w:val="en-GB"/>
         </w:rPr>
       </w:pPr>
-      <w:bookmarkStart w:id="36" w:name="_Toc239631075"/>
+      <w:bookmarkStart w:id="36" w:name="_Toc239631334"/>
       <w:r>
         <w:rPr>
           <w:lang w:val="en-GB"/>
@@ -10964,7 +10972,7 @@
           <w:lang w:val="en-GB"/>
         </w:rPr>
       </w:pPr>
-      <w:bookmarkStart w:id="37" w:name="_Toc239631076"/>
+      <w:bookmarkStart w:id="37" w:name="_Toc239631335"/>
       <w:r>
         <w:rPr>
           <w:lang w:val="en-GB"/>
@@ -11030,7 +11038,7 @@
           <w:lang w:val="en-GB"/>
         </w:rPr>
       </w:pPr>
-      <w:bookmarkStart w:id="38" w:name="_Toc239631077"/>
+      <w:bookmarkStart w:id="38" w:name="_Toc239631336"/>
       <w:r>
         <w:rPr>
           <w:rFonts w:ascii="Times New Roman" w:hAnsi="Times New Roman" w:cs="Times New Roman"/>
@@ -11049,7 +11057,7 @@
           <w:lang w:val="en-GB"/>
         </w:rPr>
       </w:pPr>
-      <w:bookmarkStart w:id="39" w:name="_Toc239631078"/>
+      <w:bookmarkStart w:id="39" w:name="_Toc239631337"/>
       <w:r>
         <w:rPr>
           <w:lang w:val="en-GB"/>
@@ -11167,7 +11175,7 @@
           <w:lang w:val="en-GB"/>
         </w:rPr>
       </w:pPr>
-      <w:bookmarkStart w:id="40" w:name="_Toc239631079"/>
+      <w:bookmarkStart w:id="40" w:name="_Toc239631338"/>
       <w:r>
         <w:rPr>
           <w:lang w:val="en-GB"/>
@@ -11241,7 +11249,7 @@
           <w:lang w:val="en-GB"/>
         </w:rPr>
       </w:pPr>
-      <w:bookmarkStart w:id="41" w:name="_Toc239631080"/>
+      <w:bookmarkStart w:id="41" w:name="_Toc239631339"/>
       <w:r>
         <w:rPr>
           <w:lang w:val="en-GB"/>
@@ -11375,7 +11383,7 @@
           <w:lang w:val="en-GB"/>
         </w:rPr>
       </w:pPr>
-      <w:bookmarkStart w:id="42" w:name="_Toc239631081"/>
+      <w:bookmarkStart w:id="42" w:name="_Toc239631340"/>
       <w:r>
         <w:rPr>
           <w:lang w:val="en-GB"/>
@@ -11428,7 +11436,7 @@
           <w:lang w:val="en-GB"/>
         </w:rPr>
       </w:pPr>
-      <w:bookmarkStart w:id="43" w:name="_Toc239631082"/>
+      <w:bookmarkStart w:id="43" w:name="_Toc239631341"/>
       <w:r>
         <w:rPr>
           <w:lang w:val="en-GB"/>
@@ -11500,83 +11508,6 @@
         <w:lastRenderedPageBreak/>
         <w:t>strict privacy standards. By treating facial arrays not just as application data, but as highly sensitive personal identifiers, the system can fully comply with established cybersecurity frameworks, ensuring that the biometric smart attendance solution remains safe from unauthorized exploitation, spoofing attempts, or data exfiltration.</w:t>
       </w:r>
-    </w:p>
-    <w:p>
-      <w:pPr>
-        <w:spacing w:line="480" w:lineRule="auto"/>
-        <w:jc w:val="both"/>
-        <w:rPr>
-          <w:sz w:val="24"/>
-          <w:szCs w:val="24"/>
-          <w:lang w:val="en-GB"/>
-        </w:rPr>
-      </w:pPr>
-    </w:p>
-    <w:p>
-      <w:pPr>
-        <w:spacing w:line="480" w:lineRule="auto"/>
-        <w:jc w:val="both"/>
-        <w:rPr>
-          <w:sz w:val="24"/>
-          <w:szCs w:val="24"/>
-          <w:lang w:val="en-GB"/>
-        </w:rPr>
-      </w:pPr>
-    </w:p>
-    <w:p>
-      <w:pPr>
-        <w:spacing w:line="480" w:lineRule="auto"/>
-        <w:jc w:val="both"/>
-        <w:rPr>
-          <w:sz w:val="24"/>
-          <w:szCs w:val="24"/>
-          <w:lang w:val="en-GB"/>
-        </w:rPr>
-      </w:pPr>
-    </w:p>
-    <w:p>
-      <w:pPr>
-        <w:spacing w:line="480" w:lineRule="auto"/>
-        <w:jc w:val="both"/>
-        <w:rPr>
-          <w:sz w:val="24"/>
-          <w:szCs w:val="24"/>
-          <w:lang w:val="en-GB"/>
-        </w:rPr>
-      </w:pPr>
-    </w:p>
-    <w:p>
-      <w:pPr>
-        <w:spacing w:line="480" w:lineRule="auto"/>
-        <w:jc w:val="both"/>
-        <w:rPr>
-          <w:sz w:val="24"/>
-          <w:szCs w:val="24"/>
-          <w:lang w:val="en-GB"/>
-        </w:rPr>
-      </w:pPr>
-    </w:p>
-    <w:p>
-      <w:pPr>
-        <w:spacing w:line="480" w:lineRule="auto"/>
-        <w:jc w:val="both"/>
-        <w:rPr>
-          <w:sz w:val="24"/>
-          <w:szCs w:val="24"/>
-          <w:lang w:val="en-GB"/>
-        </w:rPr>
-      </w:pPr>
-    </w:p>
-    <w:p>
-      <w:pPr>
-        <w:spacing w:line="480" w:lineRule="auto"/>
-        <w:jc w:val="both"/>
-        <w:rPr>
-          <w:sz w:val="24"/>
-          <w:szCs w:val="24"/>
-          <w:lang w:val="en-GB"/>
-        </w:rPr>
-      </w:pPr>
     </w:p>
     <w:p>
       <w:pPr>
@@ -11588,7 +11519,7 @@
           <w:lang w:val="en-GB"/>
         </w:rPr>
       </w:pPr>
-      <w:bookmarkStart w:id="44" w:name="_Toc239631083"/>
+      <w:bookmarkStart w:id="44" w:name="_Toc239631342"/>
       <w:r>
         <w:rPr>
           <w:rFonts w:ascii="Times New Roman" w:hAnsi="Times New Roman" w:cs="Times New Roman"/>
@@ -11702,7 +11633,41 @@
           <w:szCs w:val="24"/>
           <w:lang w:val="en-GB"/>
         </w:rPr>
-        <w:t xml:space="preserve"> Python backend and a React Native mobile </w:t>
+        <w:t xml:space="preserve"> Python backend and a React Native mobile dashboard. The two were </w:t>
+      </w:r>
+      <w:r>
+        <w:rPr>
+          <w:sz w:val="24"/>
+          <w:szCs w:val="24"/>
+          <w:lang w:val="en-GB"/>
+        </w:rPr>
+        <w:t>connected</w:t>
+      </w:r>
+      <w:r>
+        <w:rPr>
+          <w:sz w:val="24"/>
+          <w:szCs w:val="24"/>
+          <w:lang w:val="en-GB"/>
+        </w:rPr>
+        <w:t xml:space="preserve"> through a network while managing to bypass several network-related issues, including Android cleartext issues and multipart form upload bugs. The mobile dashboard was able to communicate with the local API through the JavaScript fetch API. Upon testing the completed design, the mobile application was able to successfully recognize registered students while automatically logging their data in the database. The recognition process used a confidence threshold of 75% or more. Any unknown faces were rejected and labelled 'Unknown'. Any verified student face was stored in </w:t>
+      </w:r>
+      <w:proofErr w:type="gramStart"/>
+      <w:r>
+        <w:rPr>
+          <w:sz w:val="24"/>
+          <w:szCs w:val="24"/>
+          <w:lang w:val="en-GB"/>
+        </w:rPr>
+        <w:t>a</w:t>
+      </w:r>
+      <w:proofErr w:type="gramEnd"/>
+      <w:r>
+        <w:rPr>
+          <w:sz w:val="24"/>
+          <w:szCs w:val="24"/>
+          <w:lang w:val="en-GB"/>
+        </w:rPr>
+        <w:t xml:space="preserve"> SQLite database together with the timestamp of their </w:t>
       </w:r>
       <w:r>
         <w:rPr>
@@ -11711,23 +11676,7 @@
           <w:lang w:val="en-GB"/>
         </w:rPr>
         <w:lastRenderedPageBreak/>
-        <w:t xml:space="preserve">dashboard. The two were </w:t>
-      </w:r>
-      <w:r>
-        <w:rPr>
-          <w:sz w:val="24"/>
-          <w:szCs w:val="24"/>
-          <w:lang w:val="en-GB"/>
-        </w:rPr>
-        <w:t>connected</w:t>
-      </w:r>
-      <w:r>
-        <w:rPr>
-          <w:sz w:val="24"/>
-          <w:szCs w:val="24"/>
-          <w:lang w:val="en-GB"/>
-        </w:rPr>
-        <w:t xml:space="preserve"> through a network while managing to bypass several network-related issues, including Android cleartext issues and multipart form upload bugs. The mobile dashboard was able to communicate with the local API through the JavaScript fetch API. Upon testing the completed design, the mobile application was able to successfully recognize registered students while automatically logging their data in the database. The recognition process used a confidence threshold of 75% or more. Any unknown faces were rejected and labelled 'Unknown'. Any verified student face was stored in </w:t>
+        <w:t xml:space="preserve">attendance. The database helped streamline the process of logging and storing data automatically without any manual intervention. This way, teachers do not have to manually log attendance data, thus saving them a lot of time and effort. With these features, my project satisfies all the requirements for this assignment. The current design could be further improved upon by ensuring that the local SQLite database is migrated to a secure cloud server. Using live video feed scanning faces, a hacker might spoof a picture of a face and fool the system. A liveness detection algorithm would be ideal for this system. The liveness detection algorithm would ensure that the system only registers real faces. A liveness detection algorithm would increase security and reduce spoofing attacks. In summary, I have been able to design and implement a working prototype of a Smart Attendance System. The system is ideal for use in the modern school setup and is much better compared to the current attendance systems. It </w:t>
       </w:r>
       <w:proofErr w:type="gramStart"/>
       <w:r>
@@ -11736,7 +11685,7 @@
           <w:szCs w:val="24"/>
           <w:lang w:val="en-GB"/>
         </w:rPr>
-        <w:t>a</w:t>
+        <w:t>is able to</w:t>
       </w:r>
       <w:proofErr w:type="gramEnd"/>
       <w:r>
@@ -11745,24 +11694,6 @@
           <w:szCs w:val="24"/>
           <w:lang w:val="en-GB"/>
         </w:rPr>
-        <w:t xml:space="preserve"> SQLite database together with the timestamp of their attendance. The database helped streamline the process of logging and storing data automatically without any manual intervention. This way, teachers do not have to manually log attendance data, thus saving them a lot of time and effort. With these features, my project satisfies all the requirements for this assignment. The current design could be further improved upon by ensuring that the local SQLite database is migrated to a secure cloud server. Using live video feed scanning faces, a hacker might spoof a picture of a face and fool the system. A liveness detection algorithm would be ideal for this system. The liveness detection algorithm would ensure that the system only registers real faces. A liveness detection algorithm would increase security and reduce spoofing attacks. In summary, I have been able to design and implement a working prototype of a Smart Attendance System. The system is ideal for use in the modern school setup and is much better compared to the current attendance systems. It </w:t>
-      </w:r>
-      <w:proofErr w:type="gramStart"/>
-      <w:r>
-        <w:rPr>
-          <w:sz w:val="24"/>
-          <w:szCs w:val="24"/>
-          <w:lang w:val="en-GB"/>
-        </w:rPr>
-        <w:t>is able to</w:t>
-      </w:r>
-      <w:proofErr w:type="gramEnd"/>
-      <w:r>
-        <w:rPr>
-          <w:sz w:val="24"/>
-          <w:szCs w:val="24"/>
-          <w:lang w:val="en-GB"/>
-        </w:rPr>
         <w:t xml:space="preserve"> detect registered student faces accurately while automatically recording the data to the database. This would save time and energy for the teachers in the process.</w:t>
       </w:r>
     </w:p>
@@ -11780,7 +11711,7 @@
           <w:lang w:val="en-GB"/>
         </w:rPr>
       </w:pPr>
-      <w:bookmarkStart w:id="45" w:name="_Toc239631084"/>
+      <w:bookmarkStart w:id="45" w:name="_Toc239631343"/>
       <w:r>
         <w:rPr>
           <w:lang w:val="en-GB"/>
@@ -11832,16 +11763,7 @@
           <w:szCs w:val="24"/>
           <w:lang w:val="en-GB"/>
         </w:rPr>
-        <w:t xml:space="preserve">Deep Learning Integration: Migrate from Haar Cascades to CNNs like MobileNetV2 for </w:t>
-      </w:r>
-      <w:r>
-        <w:rPr>
-          <w:sz w:val="24"/>
-          <w:szCs w:val="24"/>
-          <w:lang w:val="en-GB"/>
-        </w:rPr>
-        <w:lastRenderedPageBreak/>
-        <w:t xml:space="preserve">superior accuracy in uncontrolled lighting. </w:t>
+        <w:t xml:space="preserve">Deep Learning Integration: Migrate from Haar Cascades to CNNs like MobileNetV2 for superior accuracy in uncontrolled lighting. </w:t>
       </w:r>
     </w:p>
     <w:p>
@@ -11903,72 +11825,6 @@
     </w:p>
     <w:p>
       <w:pPr>
-        <w:spacing w:line="480" w:lineRule="auto"/>
-        <w:jc w:val="both"/>
-        <w:rPr>
-          <w:sz w:val="24"/>
-          <w:szCs w:val="24"/>
-          <w:lang w:val="en-GB"/>
-        </w:rPr>
-      </w:pPr>
-    </w:p>
-    <w:p>
-      <w:pPr>
-        <w:spacing w:line="480" w:lineRule="auto"/>
-        <w:jc w:val="both"/>
-        <w:rPr>
-          <w:sz w:val="24"/>
-          <w:szCs w:val="24"/>
-          <w:lang w:val="en-GB"/>
-        </w:rPr>
-      </w:pPr>
-    </w:p>
-    <w:p>
-      <w:pPr>
-        <w:spacing w:line="480" w:lineRule="auto"/>
-        <w:jc w:val="both"/>
-        <w:rPr>
-          <w:sz w:val="24"/>
-          <w:szCs w:val="24"/>
-          <w:lang w:val="en-GB"/>
-        </w:rPr>
-      </w:pPr>
-    </w:p>
-    <w:p>
-      <w:pPr>
-        <w:spacing w:line="480" w:lineRule="auto"/>
-        <w:jc w:val="both"/>
-        <w:rPr>
-          <w:sz w:val="24"/>
-          <w:szCs w:val="24"/>
-          <w:lang w:val="en-GB"/>
-        </w:rPr>
-      </w:pPr>
-    </w:p>
-    <w:p>
-      <w:pPr>
-        <w:spacing w:line="480" w:lineRule="auto"/>
-        <w:jc w:val="both"/>
-        <w:rPr>
-          <w:sz w:val="24"/>
-          <w:szCs w:val="24"/>
-          <w:lang w:val="en-GB"/>
-        </w:rPr>
-      </w:pPr>
-    </w:p>
-    <w:p>
-      <w:pPr>
-        <w:spacing w:line="480" w:lineRule="auto"/>
-        <w:jc w:val="both"/>
-        <w:rPr>
-          <w:sz w:val="24"/>
-          <w:szCs w:val="24"/>
-          <w:lang w:val="en-GB"/>
-        </w:rPr>
-      </w:pPr>
-    </w:p>
-    <w:p>
-      <w:pPr>
         <w:pStyle w:val="Heading1"/>
         <w:rPr>
           <w:rFonts w:ascii="Times New Roman" w:hAnsi="Times New Roman" w:cs="Times New Roman"/>
@@ -11977,7 +11833,7 @@
           <w:lang w:val="en-GB"/>
         </w:rPr>
       </w:pPr>
-      <w:bookmarkStart w:id="46" w:name="_Toc239631085"/>
+      <w:bookmarkStart w:id="46" w:name="_Toc239631344"/>
       <w:r>
         <w:rPr>
           <w:rFonts w:ascii="Times New Roman" w:hAnsi="Times New Roman" w:cs="Times New Roman"/>
@@ -11985,6 +11841,7 @@
           <w:bCs/>
           <w:lang w:val="en-GB"/>
         </w:rPr>
+        <w:lastRenderedPageBreak/>
         <w:t>References</w:t>
       </w:r>
       <w:bookmarkEnd w:id="46"/>
@@ -12023,7 +11880,7 @@
           <w:szCs w:val="24"/>
           <w:lang w:val="en-GB"/>
         </w:rPr>
-        <w:t xml:space="preserve">, S., et al. (2024). Facial Recognition System with Attendance Tracking Using Python and Open CV. </w:t>
+        <w:t xml:space="preserve">, S., Prakash, T. P., Gupta, P., Tiwari, P., Agarwal, I., Ansari, J., Pandey, J., Kumari, K., Kushwaha, G. K., &amp; Sahu, A. K. (2024). Facial recognition system with attendance tracking using Python and Open CV. </w:t>
       </w:r>
       <w:r>
         <w:rPr>
@@ -12033,15 +11890,34 @@
           <w:szCs w:val="24"/>
           <w:lang w:val="en-GB"/>
         </w:rPr>
-        <w:t>IJIRAE</w:t>
-      </w:r>
-      <w:r>
-        <w:rPr>
-          <w:sz w:val="24"/>
-          <w:szCs w:val="24"/>
-          <w:lang w:val="en-GB"/>
-        </w:rPr>
-        <w:t>.</w:t>
+        <w:t>International Journal of Innovative Research in Advanced Engineering (IJIRAE), 11</w:t>
+      </w:r>
+      <w:r>
+        <w:rPr>
+          <w:sz w:val="24"/>
+          <w:szCs w:val="24"/>
+          <w:lang w:val="en-GB"/>
+        </w:rPr>
+        <w:t xml:space="preserve">(2), 110–119. </w:t>
+      </w:r>
+      <w:hyperlink r:id="rId12" w:tgtFrame="_blank" w:history="1">
+        <w:r>
+          <w:rPr>
+            <w:rStyle w:val="Hyperlink"/>
+            <w:sz w:val="24"/>
+            <w:szCs w:val="24"/>
+            <w:lang w:val="en-GB"/>
+          </w:rPr>
+          <w:t>https://doi.org/10.26562/ijirae.2024.v1102.08</w:t>
+        </w:r>
+      </w:hyperlink>
+      <w:r>
+        <w:rPr>
+          <w:sz w:val="24"/>
+          <w:szCs w:val="24"/>
+          <w:lang w:val="en-GB"/>
+        </w:rPr>
+        <w:t>[cite: 1]</w:t>
       </w:r>
     </w:p>
     <w:p>
@@ -12054,13 +11930,24 @@
           <w:lang w:val="en-GB"/>
         </w:rPr>
       </w:pPr>
-      <w:r>
-        <w:rPr>
-          <w:sz w:val="24"/>
-          <w:szCs w:val="24"/>
-          <w:lang w:val="en-GB"/>
-        </w:rPr>
-        <w:t xml:space="preserve">[2] Nadhan, A. S., et al. (2022). Smart Attendance Monitoring Technology for Industry 4.0. </w:t>
+    </w:p>
+    <w:p>
+      <w:pPr>
+        <w:spacing w:line="480" w:lineRule="auto"/>
+        <w:jc w:val="both"/>
+        <w:rPr>
+          <w:sz w:val="24"/>
+          <w:szCs w:val="24"/>
+          <w:lang w:val="en-GB"/>
+        </w:rPr>
+      </w:pPr>
+      <w:r>
+        <w:rPr>
+          <w:sz w:val="24"/>
+          <w:szCs w:val="24"/>
+          <w:lang w:val="en-GB"/>
+        </w:rPr>
+        <w:t xml:space="preserve">[2] Dang, T.-V. (2023). Smart attendance system based on improved facial recognition. </w:t>
       </w:r>
       <w:r>
         <w:rPr>
@@ -12070,15 +11957,34 @@
           <w:szCs w:val="24"/>
           <w:lang w:val="en-GB"/>
         </w:rPr>
-        <w:t>Journal of Nanomaterials</w:t>
-      </w:r>
-      <w:r>
-        <w:rPr>
-          <w:sz w:val="24"/>
-          <w:szCs w:val="24"/>
-          <w:lang w:val="en-GB"/>
-        </w:rPr>
-        <w:t>.</w:t>
+        <w:t>Journal of Robotics and Control (JRC), 4</w:t>
+      </w:r>
+      <w:r>
+        <w:rPr>
+          <w:sz w:val="24"/>
+          <w:szCs w:val="24"/>
+          <w:lang w:val="en-GB"/>
+        </w:rPr>
+        <w:t xml:space="preserve">(1), 46–53. </w:t>
+      </w:r>
+      <w:hyperlink r:id="rId13" w:tgtFrame="_blank" w:history="1">
+        <w:r>
+          <w:rPr>
+            <w:rStyle w:val="Hyperlink"/>
+            <w:sz w:val="24"/>
+            <w:szCs w:val="24"/>
+            <w:lang w:val="en-GB"/>
+          </w:rPr>
+          <w:t>https://doi.org/10.18196/jrc.v4i1.16808</w:t>
+        </w:r>
+      </w:hyperlink>
+      <w:r>
+        <w:rPr>
+          <w:sz w:val="24"/>
+          <w:szCs w:val="24"/>
+          <w:lang w:val="en-GB"/>
+        </w:rPr>
+        <w:t>[cite: 4]</w:t>
       </w:r>
     </w:p>
     <w:p>
@@ -12097,43 +12003,8 @@
           <w:szCs w:val="24"/>
           <w:lang w:val="en-GB"/>
         </w:rPr>
-        <w:t xml:space="preserve">[3] </w:t>
-      </w:r>
-      <w:proofErr w:type="spellStart"/>
-      <w:r>
-        <w:rPr>
-          <w:sz w:val="24"/>
-          <w:szCs w:val="24"/>
-          <w:lang w:val="en-GB"/>
-        </w:rPr>
-        <w:t>Shirbhate</w:t>
-      </w:r>
-      <w:proofErr w:type="spellEnd"/>
-      <w:r>
-        <w:rPr>
-          <w:sz w:val="24"/>
-          <w:szCs w:val="24"/>
-          <w:lang w:val="en-GB"/>
-        </w:rPr>
-        <w:t xml:space="preserve">, S. C., et al. (2025). Smart Attendance </w:t>
-      </w:r>
-      <w:r>
-        <w:rPr>
-          <w:sz w:val="24"/>
-          <w:szCs w:val="24"/>
-          <w:lang w:val="en-GB"/>
-        </w:rPr>
-        <w:t>System Using</w:t>
-      </w:r>
-      <w:r>
-        <w:rPr>
-          <w:sz w:val="24"/>
-          <w:szCs w:val="24"/>
-          <w:lang w:val="en-GB"/>
-        </w:rPr>
-        <w:t xml:space="preserve"> Face Recognition. </w:t>
-      </w:r>
-      <w:proofErr w:type="spellStart"/>
+        <w:t xml:space="preserve">[3] Ertel, W. (2017). </w:t>
+      </w:r>
       <w:r>
         <w:rPr>
           <w:i/>
@@ -12142,9 +12013,108 @@
           <w:szCs w:val="24"/>
           <w:lang w:val="en-GB"/>
         </w:rPr>
-        <w:t>Alochana</w:t>
+        <w:t>Introduction to artificial intelligence</w:t>
+      </w:r>
+      <w:r>
+        <w:rPr>
+          <w:sz w:val="24"/>
+          <w:szCs w:val="24"/>
+          <w:lang w:val="en-GB"/>
+        </w:rPr>
+        <w:t xml:space="preserve"> (2nd ed.). Springer. </w:t>
+      </w:r>
+      <w:hyperlink r:id="rId14" w:tgtFrame="_blank" w:history="1">
+        <w:r>
+          <w:rPr>
+            <w:rStyle w:val="Hyperlink"/>
+            <w:sz w:val="24"/>
+            <w:szCs w:val="24"/>
+            <w:lang w:val="en-GB"/>
+          </w:rPr>
+          <w:t>https://doi.org/10.1007/978-3-319-58487-4</w:t>
+        </w:r>
+      </w:hyperlink>
+      <w:r>
+        <w:rPr>
+          <w:sz w:val="24"/>
+          <w:szCs w:val="24"/>
+          <w:lang w:val="en-GB"/>
+        </w:rPr>
+        <w:t>[cite: 6]</w:t>
+      </w:r>
+    </w:p>
+    <w:p>
+      <w:pPr>
+        <w:spacing w:line="480" w:lineRule="auto"/>
+        <w:jc w:val="both"/>
+        <w:rPr>
+          <w:sz w:val="24"/>
+          <w:szCs w:val="24"/>
+          <w:lang w:val="en-GB"/>
+        </w:rPr>
+      </w:pPr>
+      <w:r>
+        <w:rPr>
+          <w:sz w:val="24"/>
+          <w:szCs w:val="24"/>
+          <w:lang w:val="en-GB"/>
+        </w:rPr>
+        <w:t xml:space="preserve">[4] Nadhan, A. S., </w:t>
+      </w:r>
+      <w:proofErr w:type="spellStart"/>
+      <w:r>
+        <w:rPr>
+          <w:sz w:val="24"/>
+          <w:szCs w:val="24"/>
+          <w:lang w:val="en-GB"/>
+        </w:rPr>
+        <w:t>Tukkoji</w:t>
       </w:r>
       <w:proofErr w:type="spellEnd"/>
+      <w:r>
+        <w:rPr>
+          <w:sz w:val="24"/>
+          <w:szCs w:val="24"/>
+          <w:lang w:val="en-GB"/>
+        </w:rPr>
+        <w:t xml:space="preserve">, C., Shyamala, B., Lal, N. D., Kumar, A. N. S., Gowda, V. M., </w:t>
+      </w:r>
+      <w:proofErr w:type="spellStart"/>
+      <w:r>
+        <w:rPr>
+          <w:sz w:val="24"/>
+          <w:szCs w:val="24"/>
+          <w:lang w:val="en-GB"/>
+        </w:rPr>
+        <w:t>Adhoni</w:t>
+      </w:r>
+      <w:proofErr w:type="spellEnd"/>
+      <w:r>
+        <w:rPr>
+          <w:sz w:val="24"/>
+          <w:szCs w:val="24"/>
+          <w:lang w:val="en-GB"/>
+        </w:rPr>
+        <w:t xml:space="preserve">, Z. A., &amp; </w:t>
+      </w:r>
+      <w:proofErr w:type="spellStart"/>
+      <w:r>
+        <w:rPr>
+          <w:sz w:val="24"/>
+          <w:szCs w:val="24"/>
+          <w:lang w:val="en-GB"/>
+        </w:rPr>
+        <w:t>Endaweke</w:t>
+      </w:r>
+      <w:proofErr w:type="spellEnd"/>
+      <w:r>
+        <w:rPr>
+          <w:sz w:val="24"/>
+          <w:szCs w:val="24"/>
+          <w:lang w:val="en-GB"/>
+        </w:rPr>
+        <w:t xml:space="preserve">, M. (2022). Smart attendance monitoring technology for Industry 4.0. </w:t>
+      </w:r>
       <w:r>
         <w:rPr>
           <w:i/>
@@ -12153,15 +12123,34 @@
           <w:szCs w:val="24"/>
           <w:lang w:val="en-GB"/>
         </w:rPr>
-        <w:t xml:space="preserve"> Journal</w:t>
-      </w:r>
-      <w:r>
-        <w:rPr>
-          <w:sz w:val="24"/>
-          <w:szCs w:val="24"/>
-          <w:lang w:val="en-GB"/>
-        </w:rPr>
-        <w:t>.</w:t>
+        <w:t>Journal of Nanomaterials, 2022</w:t>
+      </w:r>
+      <w:r>
+        <w:rPr>
+          <w:sz w:val="24"/>
+          <w:szCs w:val="24"/>
+          <w:lang w:val="en-GB"/>
+        </w:rPr>
+        <w:t xml:space="preserve">, Article 4899768. </w:t>
+      </w:r>
+      <w:hyperlink r:id="rId15" w:tgtFrame="_blank" w:history="1">
+        <w:r>
+          <w:rPr>
+            <w:rStyle w:val="Hyperlink"/>
+            <w:sz w:val="24"/>
+            <w:szCs w:val="24"/>
+            <w:lang w:val="en-GB"/>
+          </w:rPr>
+          <w:t>https://doi.org/10.1155/2022/4899768</w:t>
+        </w:r>
+      </w:hyperlink>
+      <w:r>
+        <w:rPr>
+          <w:sz w:val="24"/>
+          <w:szCs w:val="24"/>
+          <w:lang w:val="en-GB"/>
+        </w:rPr>
+        <w:t>[cite: 2]</w:t>
       </w:r>
     </w:p>
     <w:p>
@@ -12180,8 +12169,99 @@
           <w:szCs w:val="24"/>
           <w:lang w:val="en-GB"/>
         </w:rPr>
-        <w:t xml:space="preserve">[4] Dang, T. V. (2023). Smart Attendance System based on Improved Facial Recognition. </w:t>
-      </w:r>
+        <w:t xml:space="preserve">[5] </w:t>
+      </w:r>
+      <w:proofErr w:type="spellStart"/>
+      <w:r>
+        <w:rPr>
+          <w:sz w:val="24"/>
+          <w:szCs w:val="24"/>
+          <w:lang w:val="en-GB"/>
+        </w:rPr>
+        <w:t>Shirbhate</w:t>
+      </w:r>
+      <w:proofErr w:type="spellEnd"/>
+      <w:r>
+        <w:rPr>
+          <w:sz w:val="24"/>
+          <w:szCs w:val="24"/>
+          <w:lang w:val="en-GB"/>
+        </w:rPr>
+        <w:t xml:space="preserve">, S. C., </w:t>
+      </w:r>
+      <w:proofErr w:type="spellStart"/>
+      <w:r>
+        <w:rPr>
+          <w:sz w:val="24"/>
+          <w:szCs w:val="24"/>
+          <w:lang w:val="en-GB"/>
+        </w:rPr>
+        <w:t>Khodaskar</w:t>
+      </w:r>
+      <w:proofErr w:type="spellEnd"/>
+      <w:r>
+        <w:rPr>
+          <w:sz w:val="24"/>
+          <w:szCs w:val="24"/>
+          <w:lang w:val="en-GB"/>
+        </w:rPr>
+        <w:t xml:space="preserve">, A. A., </w:t>
+      </w:r>
+      <w:proofErr w:type="spellStart"/>
+      <w:r>
+        <w:rPr>
+          <w:sz w:val="24"/>
+          <w:szCs w:val="24"/>
+          <w:lang w:val="en-GB"/>
+        </w:rPr>
+        <w:t>Ghuge</w:t>
+      </w:r>
+      <w:proofErr w:type="spellEnd"/>
+      <w:r>
+        <w:rPr>
+          <w:sz w:val="24"/>
+          <w:szCs w:val="24"/>
+          <w:lang w:val="en-GB"/>
+        </w:rPr>
+        <w:t xml:space="preserve">, S., </w:t>
+      </w:r>
+      <w:proofErr w:type="spellStart"/>
+      <w:r>
+        <w:rPr>
+          <w:sz w:val="24"/>
+          <w:szCs w:val="24"/>
+          <w:lang w:val="en-GB"/>
+        </w:rPr>
+        <w:t>Bahad</w:t>
+      </w:r>
+      <w:proofErr w:type="spellEnd"/>
+      <w:r>
+        <w:rPr>
+          <w:sz w:val="24"/>
+          <w:szCs w:val="24"/>
+          <w:lang w:val="en-GB"/>
+        </w:rPr>
+        <w:t xml:space="preserve">, A., Kales, M., Deshmukh, R., &amp; </w:t>
+      </w:r>
+      <w:proofErr w:type="spellStart"/>
+      <w:r>
+        <w:rPr>
+          <w:sz w:val="24"/>
+          <w:szCs w:val="24"/>
+          <w:lang w:val="en-GB"/>
+        </w:rPr>
+        <w:t>Narawane</w:t>
+      </w:r>
+      <w:proofErr w:type="spellEnd"/>
+      <w:r>
+        <w:rPr>
+          <w:sz w:val="24"/>
+          <w:szCs w:val="24"/>
+          <w:lang w:val="en-GB"/>
+        </w:rPr>
+        <w:t xml:space="preserve">, S. (2025). Smart attendance system - Using face recognition. </w:t>
+      </w:r>
+      <w:proofErr w:type="spellStart"/>
       <w:r>
         <w:rPr>
           <w:i/>
@@ -12190,15 +12270,44 @@
           <w:szCs w:val="24"/>
           <w:lang w:val="en-GB"/>
         </w:rPr>
-        <w:t>JRC</w:t>
-      </w:r>
-      <w:r>
-        <w:rPr>
-          <w:sz w:val="24"/>
-          <w:szCs w:val="24"/>
-          <w:lang w:val="en-GB"/>
-        </w:rPr>
-        <w:t>.</w:t>
+        <w:t>Alochana</w:t>
+      </w:r>
+      <w:proofErr w:type="spellEnd"/>
+      <w:r>
+        <w:rPr>
+          <w:i/>
+          <w:iCs/>
+          <w:sz w:val="24"/>
+          <w:szCs w:val="24"/>
+          <w:lang w:val="en-GB"/>
+        </w:rPr>
+        <w:t xml:space="preserve"> Journal, 14</w:t>
+      </w:r>
+      <w:r>
+        <w:rPr>
+          <w:sz w:val="24"/>
+          <w:szCs w:val="24"/>
+          <w:lang w:val="en-GB"/>
+        </w:rPr>
+        <w:t>(4), 210–</w:t>
+      </w:r>
+      <w:proofErr w:type="gramStart"/>
+      <w:r>
+        <w:rPr>
+          <w:sz w:val="24"/>
+          <w:szCs w:val="24"/>
+          <w:lang w:val="en-GB"/>
+        </w:rPr>
+        <w:t>216.[</w:t>
+      </w:r>
+      <w:proofErr w:type="gramEnd"/>
+      <w:r>
+        <w:rPr>
+          <w:sz w:val="24"/>
+          <w:szCs w:val="24"/>
+          <w:lang w:val="en-GB"/>
+        </w:rPr>
+        <w:t>cite: 3]</w:t>
       </w:r>
     </w:p>
     <w:p>
@@ -12213,11 +12322,13 @@
       </w:pPr>
       <w:r>
         <w:rPr>
-          <w:sz w:val="24"/>
-          <w:szCs w:val="24"/>
-          <w:lang w:val="en-GB"/>
-        </w:rPr>
-        <w:t>[5] MY_ai_group_assignment.docx.</w:t>
+          <w:b/>
+          <w:bCs/>
+          <w:sz w:val="24"/>
+          <w:szCs w:val="24"/>
+          <w:lang w:val="en-GB"/>
+        </w:rPr>
+        <w:t>Project Artifacts &amp; Source Code</w:t>
       </w:r>
     </w:p>
     <w:p>
@@ -12232,29 +12343,13 @@
       </w:pPr>
       <w:r>
         <w:rPr>
-          <w:sz w:val="24"/>
-          <w:szCs w:val="24"/>
-          <w:lang w:val="en-GB"/>
-        </w:rPr>
-        <w:t xml:space="preserve">[6] Ertel, W. (2017). Introduction to Artificial Intelligence. </w:t>
-      </w:r>
-      <w:r>
-        <w:rPr>
           <w:i/>
           <w:iCs/>
           <w:sz w:val="24"/>
           <w:szCs w:val="24"/>
           <w:lang w:val="en-GB"/>
         </w:rPr>
-        <w:t>Springer</w:t>
-      </w:r>
-      <w:r>
-        <w:rPr>
-          <w:sz w:val="24"/>
-          <w:szCs w:val="24"/>
-          <w:lang w:val="en-GB"/>
-        </w:rPr>
-        <w:t>.</w:t>
+        <w:t>(Note: Internal files and source code are typically separated from academic journals in standard APA formatting. You can list them as follows if required by your rubric)</w:t>
       </w:r>
     </w:p>
     <w:p>
@@ -12273,9 +12368,26 @@
           <w:szCs w:val="24"/>
           <w:lang w:val="en-GB"/>
         </w:rPr>
-        <w:t xml:space="preserve">[7] </w:t>
-      </w:r>
-      <w:proofErr w:type="spellStart"/>
+        <w:t xml:space="preserve">[6] University of Cyberjaya. (2026). </w:t>
+      </w:r>
+      <w:r>
+        <w:rPr>
+          <w:i/>
+          <w:iCs/>
+          <w:sz w:val="24"/>
+          <w:szCs w:val="24"/>
+          <w:lang w:val="en-GB"/>
+        </w:rPr>
+        <w:t>MY_ai_group_assignment.docx</w:t>
+      </w:r>
+      <w:r>
+        <w:rPr>
+          <w:sz w:val="24"/>
+          <w:szCs w:val="24"/>
+          <w:lang w:val="en-GB"/>
+        </w:rPr>
+        <w:t xml:space="preserve"> [Assignment guidelines</w:t>
+      </w:r>
       <w:proofErr w:type="gramStart"/>
       <w:r>
         <w:rPr>
@@ -12283,9 +12395,8 @@
           <w:szCs w:val="24"/>
           <w:lang w:val="en-GB"/>
         </w:rPr>
-        <w:t>app.json</w:t>
-      </w:r>
-      <w:proofErr w:type="spellEnd"/>
+        <w:t>].[</w:t>
+      </w:r>
       <w:proofErr w:type="gramEnd"/>
       <w:r>
         <w:rPr>
@@ -12293,200 +12404,8 @@
           <w:szCs w:val="24"/>
           <w:lang w:val="en-GB"/>
         </w:rPr>
-        <w:t>.</w:t>
-      </w:r>
-    </w:p>
-    <w:p>
-      <w:pPr>
-        <w:spacing w:line="480" w:lineRule="auto"/>
-        <w:jc w:val="both"/>
-        <w:rPr>
-          <w:sz w:val="24"/>
-          <w:szCs w:val="24"/>
-          <w:lang w:val="en-GB"/>
-        </w:rPr>
-      </w:pPr>
-      <w:r>
-        <w:rPr>
-          <w:sz w:val="24"/>
-          <w:szCs w:val="24"/>
-          <w:lang w:val="en-GB"/>
-        </w:rPr>
-        <w:lastRenderedPageBreak/>
-        <w:t>[8] App.js.</w:t>
-      </w:r>
-    </w:p>
-    <w:p>
-      <w:pPr>
-        <w:spacing w:line="480" w:lineRule="auto"/>
-        <w:jc w:val="both"/>
-        <w:rPr>
-          <w:sz w:val="24"/>
-          <w:szCs w:val="24"/>
-          <w:lang w:val="en-GB"/>
-        </w:rPr>
-      </w:pPr>
-      <w:r>
-        <w:rPr>
-          <w:sz w:val="24"/>
-          <w:szCs w:val="24"/>
-          <w:lang w:val="en-GB"/>
-        </w:rPr>
-        <w:t>[9] seed_db.py.</w:t>
-      </w:r>
-    </w:p>
-    <w:p>
-      <w:pPr>
-        <w:spacing w:line="480" w:lineRule="auto"/>
-        <w:jc w:val="both"/>
-        <w:rPr>
-          <w:sz w:val="24"/>
-          <w:szCs w:val="24"/>
-          <w:lang w:val="en-GB"/>
-        </w:rPr>
-      </w:pPr>
-      <w:r>
-        <w:rPr>
-          <w:sz w:val="24"/>
-          <w:szCs w:val="24"/>
-          <w:lang w:val="en-GB"/>
-        </w:rPr>
-        <w:t>[10] api.py.</w:t>
-      </w:r>
-    </w:p>
-    <w:p>
-      <w:pPr>
-        <w:spacing w:line="480" w:lineRule="auto"/>
-        <w:jc w:val="both"/>
-        <w:rPr>
-          <w:sz w:val="24"/>
-          <w:szCs w:val="24"/>
-          <w:lang w:val="en-GB"/>
-        </w:rPr>
-      </w:pPr>
-      <w:r>
-        <w:rPr>
-          <w:sz w:val="24"/>
-          <w:szCs w:val="24"/>
-          <w:lang w:val="en-GB"/>
-        </w:rPr>
-        <w:t>[11] database_setup.py.</w:t>
-      </w:r>
-    </w:p>
-    <w:p>
-      <w:pPr>
-        <w:spacing w:line="480" w:lineRule="auto"/>
-        <w:jc w:val="both"/>
-        <w:rPr>
-          <w:sz w:val="24"/>
-          <w:szCs w:val="24"/>
-          <w:lang w:val="en-GB"/>
-        </w:rPr>
-      </w:pPr>
-      <w:r>
-        <w:rPr>
-          <w:sz w:val="24"/>
-          <w:szCs w:val="24"/>
-          <w:lang w:val="en-GB"/>
-        </w:rPr>
-        <w:t>[12] face_detector.py.</w:t>
-      </w:r>
-    </w:p>
-    <w:p>
-      <w:pPr>
-        <w:spacing w:line="480" w:lineRule="auto"/>
-        <w:jc w:val="both"/>
-        <w:rPr>
-          <w:sz w:val="24"/>
-          <w:szCs w:val="24"/>
-          <w:lang w:val="en-GB"/>
-        </w:rPr>
-      </w:pPr>
-      <w:r>
-        <w:rPr>
-          <w:sz w:val="24"/>
-          <w:szCs w:val="24"/>
-          <w:lang w:val="en-GB"/>
-        </w:rPr>
-        <w:t>[13] demo.pdf.</w:t>
-      </w:r>
-    </w:p>
-    <w:p>
-      <w:pPr>
-        <w:spacing w:line="480" w:lineRule="auto"/>
-        <w:jc w:val="both"/>
-        <w:rPr>
-          <w:sz w:val="24"/>
-          <w:szCs w:val="24"/>
-          <w:lang w:val="en-GB"/>
-        </w:rPr>
-      </w:pPr>
-    </w:p>
-    <w:p>
-      <w:pPr>
-        <w:spacing w:line="480" w:lineRule="auto"/>
-        <w:jc w:val="both"/>
-        <w:rPr>
-          <w:sz w:val="24"/>
-          <w:szCs w:val="24"/>
-          <w:lang w:val="en-GB"/>
-        </w:rPr>
-      </w:pPr>
-    </w:p>
-    <w:p>
-      <w:pPr>
-        <w:spacing w:line="480" w:lineRule="auto"/>
-        <w:jc w:val="both"/>
-        <w:rPr>
-          <w:sz w:val="24"/>
-          <w:szCs w:val="24"/>
-          <w:lang w:val="en-GB"/>
-        </w:rPr>
-      </w:pPr>
-    </w:p>
-    <w:p>
-      <w:pPr>
-        <w:spacing w:line="480" w:lineRule="auto"/>
-        <w:jc w:val="both"/>
-        <w:rPr>
-          <w:sz w:val="24"/>
-          <w:szCs w:val="24"/>
-          <w:lang w:val="en-GB"/>
-        </w:rPr>
-      </w:pPr>
-    </w:p>
-    <w:p>
-      <w:pPr>
-        <w:spacing w:line="480" w:lineRule="auto"/>
-        <w:jc w:val="both"/>
-        <w:rPr>
-          <w:sz w:val="24"/>
-          <w:szCs w:val="24"/>
-          <w:lang w:val="en-GB"/>
-        </w:rPr>
-      </w:pPr>
-    </w:p>
-    <w:p>
-      <w:pPr>
-        <w:spacing w:line="480" w:lineRule="auto"/>
-        <w:jc w:val="both"/>
-        <w:rPr>
-          <w:sz w:val="24"/>
-          <w:szCs w:val="24"/>
-          <w:lang w:val="en-GB"/>
-        </w:rPr>
-      </w:pPr>
-    </w:p>
-    <w:p>
-      <w:pPr>
-        <w:spacing w:line="480" w:lineRule="auto"/>
-        <w:jc w:val="both"/>
-        <w:rPr>
-          <w:sz w:val="24"/>
-          <w:szCs w:val="24"/>
-          <w:lang w:val="en-GB"/>
-        </w:rPr>
-      </w:pPr>
+        <w:t>cite: 5]</w:t>
+      </w:r>
     </w:p>
     <w:p>
       <w:pPr>
@@ -12498,7 +12417,7 @@
           <w:lang w:val="en-GB"/>
         </w:rPr>
       </w:pPr>
-      <w:bookmarkStart w:id="47" w:name="_Toc239631086"/>
+      <w:bookmarkStart w:id="47" w:name="_Toc239631345"/>
       <w:r>
         <w:rPr>
           <w:rFonts w:ascii="Times New Roman" w:hAnsi="Times New Roman" w:cs="Times New Roman"/>
@@ -12562,7 +12481,7 @@
                     <pic:cNvPicPr/>
                   </pic:nvPicPr>
                   <pic:blipFill>
-                    <a:blip r:embed="rId12"/>
+                    <a:blip r:embed="rId16"/>
                     <a:stretch>
                       <a:fillRect/>
                     </a:stretch>
@@ -12612,7 +12531,7 @@
           <w:lang w:val="en-GB"/>
         </w:rPr>
       </w:pPr>
-      <w:hyperlink r:id="rId13" w:history="1">
+      <w:hyperlink r:id="rId17" w:history="1">
         <w:r>
           <w:rPr>
             <w:rStyle w:val="Hyperlink"/>
@@ -12732,7 +12651,7 @@
                     <pic:cNvPicPr/>
                   </pic:nvPicPr>
                   <pic:blipFill>
-                    <a:blip r:embed="rId14"/>
+                    <a:blip r:embed="rId18"/>
                     <a:stretch>
                       <a:fillRect/>
                     </a:stretch>
@@ -12782,7 +12701,7 @@
                     <pic:cNvPicPr/>
                   </pic:nvPicPr>
                   <pic:blipFill>
-                    <a:blip r:embed="rId15"/>
+                    <a:blip r:embed="rId19"/>
                     <a:stretch>
                       <a:fillRect/>
                     </a:stretch>
@@ -12836,7 +12755,7 @@
                     <pic:cNvPicPr/>
                   </pic:nvPicPr>
                   <pic:blipFill>
-                    <a:blip r:embed="rId16"/>
+                    <a:blip r:embed="rId20"/>
                     <a:stretch>
                       <a:fillRect/>
                     </a:stretch>
@@ -12878,7 +12797,7 @@
                     <pic:cNvPicPr/>
                   </pic:nvPicPr>
                   <pic:blipFill>
-                    <a:blip r:embed="rId17"/>
+                    <a:blip r:embed="rId21"/>
                     <a:stretch>
                       <a:fillRect/>
                     </a:stretch>
@@ -12921,7 +12840,7 @@
       </w:pPr>
     </w:p>
     <w:sectPr>
-      <w:headerReference w:type="default" r:id="rId18"/>
+      <w:headerReference w:type="default" r:id="rId22"/>
       <w:pgSz w:w="12240" w:h="15840"/>
       <w:pgMar w:top="1440" w:right="1440" w:bottom="1440" w:left="1440" w:header="720" w:footer="720" w:gutter="0"/>
       <w:cols w:space="720"/>
